--- a/rapports/2026-06-06/EQ10/EQ10_sup_v2/DR_081203020002/16-25-29-85.docx
+++ b/rapports/2026-06-06/EQ10/EQ10_sup_v2/DR_081203020002/16-25-29-85.docx
@@ -297,7 +297,7 @@
           <w:color w:val="1F6FEB"/>
           <w:sz w:val="22"/>
         </w:rPr>
-        <w:t>⚠ INCOHÉRENCES À CORRIGER (113)</w:t>
+        <w:t>⚠ INCOHÉRENCES À CORRIGER (105)</w:t>
       </w:r>
     </w:p>
     <w:tbl>
@@ -608,6 +608,1356 @@
                 <w:i w:val="0"/>
                 <w:sz w:val="16"/>
               </w:rPr>
+              <w:t>S07</w:t>
+              <w:br/>
+            </w:r>
+            <w:r>
+              <w:rPr>
+                <w:b w:val="0"/>
+                <w:i w:val="0"/>
+                <w:color w:val="64748B"/>
+                <w:sz w:val="14"/>
+              </w:rPr>
+              <w:t>Consommation alimentaire</w:t>
+            </w:r>
+          </w:p>
+        </w:tc>
+        <w:tc>
+          <w:tcPr>
+            <w:tcW w:type="dxa" w:w="1531"/>
+          </w:tcPr>
+          <w:p>
+            <w:r>
+              <w:rPr>
+                <w:b/>
+                <w:i w:val="0"/>
+                <w:color w:val="16A34A"/>
+                <w:sz w:val="16"/>
+              </w:rPr>
+              <w:t>s00q27, s01q03a, s01q03b, s01q03c, s02q04, s03q14, s04q15, s04q16</w:t>
+            </w:r>
+          </w:p>
+        </w:tc>
+        <w:tc>
+          <w:tcPr>
+            <w:tcW w:type="dxa" w:w="1191"/>
+          </w:tcPr>
+          <w:p>
+            <w:r>
+              <w:rPr>
+                <w:b w:val="0"/>
+                <w:i w:val="0"/>
+                <w:color w:val="64748B"/>
+                <w:sz w:val="16"/>
+              </w:rPr>
+              <w:t>GT-CQ</w:t>
+            </w:r>
+          </w:p>
+        </w:tc>
+        <w:tc>
+          <w:tcPr>
+            <w:tcW w:type="dxa" w:w="4706"/>
+          </w:tcPr>
+          <w:p>
+            <w:r>
+              <w:rPr>
+                <w:b w:val="0"/>
+                <w:i w:val="0"/>
+                <w:sz w:val="17"/>
+              </w:rPr>
+              <w:t>Incohérence!! Dans ce ménage, chaque individus consomme par jour .5873016 Kg  de cereale; Prière de vérifier les quantités prises des produits cérealiers (de Riz local Gambiaka à Autres semoules de céréales) auprès du ménage ou confirmer avec le QG.</w:t>
+            </w:r>
+          </w:p>
+        </w:tc>
+      </w:tr>
+      <w:tr>
+        <w:tc>
+          <w:tcPr>
+            <w:tcW w:type="dxa" w:w="964"/>
+          </w:tcPr>
+          <w:p>
+            <w:r>
+              <w:rPr>
+                <w:b/>
+                <w:i w:val="0"/>
+                <w:color w:val="DC2626"/>
+                <w:sz w:val="16"/>
+              </w:rPr>
+              <w:t>Haute</w:t>
+            </w:r>
+          </w:p>
+        </w:tc>
+        <w:tc>
+          <w:tcPr>
+            <w:tcW w:type="dxa" w:w="1247"/>
+          </w:tcPr>
+          <w:p>
+            <w:r>
+              <w:rPr>
+                <w:b/>
+                <w:i w:val="0"/>
+                <w:sz w:val="16"/>
+              </w:rPr>
+              <w:t>S16</w:t>
+              <w:br/>
+            </w:r>
+            <w:r>
+              <w:rPr>
+                <w:b w:val="0"/>
+                <w:i w:val="0"/>
+                <w:color w:val="64748B"/>
+                <w:sz w:val="14"/>
+              </w:rPr>
+              <w:t>Agriculture</w:t>
+            </w:r>
+          </w:p>
+        </w:tc>
+        <w:tc>
+          <w:tcPr>
+            <w:tcW w:type="dxa" w:w="1531"/>
+          </w:tcPr>
+          <w:p>
+            <w:r>
+              <w:rPr>
+                <w:b/>
+                <w:i w:val="0"/>
+                <w:color w:val="16A34A"/>
+                <w:sz w:val="16"/>
+              </w:rPr>
+              <w:t>s00q07a, s00q08, s00q10, s00q13_0, s00q15_0, s00q17_0, s00q23a, s00q23b</w:t>
+            </w:r>
+          </w:p>
+        </w:tc>
+        <w:tc>
+          <w:tcPr>
+            <w:tcW w:type="dxa" w:w="1191"/>
+          </w:tcPr>
+          <w:p>
+            <w:r>
+              <w:rPr>
+                <w:b w:val="0"/>
+                <w:i w:val="0"/>
+                <w:color w:val="64748B"/>
+                <w:sz w:val="16"/>
+              </w:rPr>
+              <w:t>GT-CQ</w:t>
+            </w:r>
+          </w:p>
+        </w:tc>
+        <w:tc>
+          <w:tcPr>
+            <w:tcW w:type="dxa" w:w="4706"/>
+          </w:tcPr>
+          <w:p>
+            <w:r>
+              <w:rPr>
+                <w:b w:val="0"/>
+                <w:i w:val="0"/>
+                <w:sz w:val="17"/>
+              </w:rPr>
+              <w:t>La somme des quantités consommées (0 kg), des quantités offertes (100 kg),  des quantités vendus (193 kg) et des quantités en stock (0 kg) depasse la quantité totale (193 kg) que le ménage a eu après la recolte de Arachide , prière de corriger cette incoherence.</w:t>
+            </w:r>
+          </w:p>
+        </w:tc>
+      </w:tr>
+      <w:tr>
+        <w:tc>
+          <w:tcPr>
+            <w:tcW w:type="dxa" w:w="964"/>
+          </w:tcPr>
+          <w:p>
+            <w:r>
+              <w:rPr>
+                <w:b/>
+                <w:i w:val="0"/>
+                <w:color w:val="DC2626"/>
+                <w:sz w:val="16"/>
+              </w:rPr>
+              <w:t>Haute</w:t>
+            </w:r>
+          </w:p>
+        </w:tc>
+        <w:tc>
+          <w:tcPr>
+            <w:tcW w:type="dxa" w:w="1247"/>
+          </w:tcPr>
+          <w:p>
+            <w:r>
+              <w:rPr>
+                <w:b/>
+                <w:i w:val="0"/>
+                <w:sz w:val="16"/>
+              </w:rPr>
+              <w:t>S16</w:t>
+              <w:br/>
+            </w:r>
+            <w:r>
+              <w:rPr>
+                <w:b w:val="0"/>
+                <w:i w:val="0"/>
+                <w:color w:val="64748B"/>
+                <w:sz w:val="14"/>
+              </w:rPr>
+              <w:t>Agriculture</w:t>
+            </w:r>
+          </w:p>
+        </w:tc>
+        <w:tc>
+          <w:tcPr>
+            <w:tcW w:type="dxa" w:w="1531"/>
+          </w:tcPr>
+          <w:p>
+            <w:r>
+              <w:rPr>
+                <w:b/>
+                <w:i w:val="0"/>
+                <w:color w:val="16A34A"/>
+                <w:sz w:val="16"/>
+              </w:rPr>
+              <w:t>s16dq05a, s16dq05c</w:t>
+            </w:r>
+          </w:p>
+        </w:tc>
+        <w:tc>
+          <w:tcPr>
+            <w:tcW w:type="dxa" w:w="1191"/>
+          </w:tcPr>
+          <w:p>
+            <w:r>
+              <w:rPr>
+                <w:b w:val="0"/>
+                <w:i w:val="0"/>
+                <w:color w:val="64748B"/>
+                <w:sz w:val="16"/>
+              </w:rPr>
+              <w:t>GT-CQ</w:t>
+            </w:r>
+          </w:p>
+        </w:tc>
+        <w:tc>
+          <w:tcPr>
+            <w:tcW w:type="dxa" w:w="4706"/>
+          </w:tcPr>
+          <w:p>
+            <w:r>
+              <w:rPr>
+                <w:b w:val="0"/>
+                <w:i w:val="0"/>
+                <w:sz w:val="17"/>
+              </w:rPr>
+              <w:t>La quantité de s16dq05a estimée en Kg est incohérente avec la prise dans la question s16dq05c, prière de bien estimer et mettre la valeur exacte.</w:t>
+            </w:r>
+          </w:p>
+        </w:tc>
+      </w:tr>
+      <w:tr>
+        <w:tc>
+          <w:tcPr>
+            <w:tcW w:type="dxa" w:w="964"/>
+          </w:tcPr>
+          <w:p>
+            <w:r>
+              <w:rPr>
+                <w:b/>
+                <w:i w:val="0"/>
+                <w:color w:val="DC2626"/>
+                <w:sz w:val="16"/>
+              </w:rPr>
+              <w:t>Haute</w:t>
+            </w:r>
+          </w:p>
+        </w:tc>
+        <w:tc>
+          <w:tcPr>
+            <w:tcW w:type="dxa" w:w="1247"/>
+          </w:tcPr>
+          <w:p>
+            <w:r>
+              <w:rPr>
+                <w:b/>
+                <w:i w:val="0"/>
+                <w:sz w:val="16"/>
+              </w:rPr>
+              <w:t>S20</w:t>
+              <w:br/>
+            </w:r>
+            <w:r>
+              <w:rPr>
+                <w:b w:val="0"/>
+                <w:i w:val="0"/>
+                <w:color w:val="64748B"/>
+                <w:sz w:val="14"/>
+              </w:rPr>
+              <w:t>Gouvernance / autres</w:t>
+            </w:r>
+          </w:p>
+        </w:tc>
+        <w:tc>
+          <w:tcPr>
+            <w:tcW w:type="dxa" w:w="1531"/>
+          </w:tcPr>
+          <w:p>
+            <w:r>
+              <w:rPr>
+                <w:b/>
+                <w:i w:val="0"/>
+                <w:color w:val="16A34A"/>
+                <w:sz w:val="16"/>
+              </w:rPr>
+              <w:t>—</w:t>
+            </w:r>
+          </w:p>
+        </w:tc>
+        <w:tc>
+          <w:tcPr>
+            <w:tcW w:type="dxa" w:w="1191"/>
+          </w:tcPr>
+          <w:p>
+            <w:r>
+              <w:rPr>
+                <w:b w:val="0"/>
+                <w:i w:val="0"/>
+                <w:color w:val="64748B"/>
+                <w:sz w:val="16"/>
+              </w:rPr>
+              <w:t>GT-CQ</w:t>
+            </w:r>
+          </w:p>
+        </w:tc>
+        <w:tc>
+          <w:tcPr>
+            <w:tcW w:type="dxa" w:w="4706"/>
+          </w:tcPr>
+          <w:p>
+            <w:r>
+              <w:rPr>
+                <w:b w:val="0"/>
+                <w:i w:val="0"/>
+                <w:sz w:val="17"/>
+              </w:rPr>
+              <w:t>Incohérence détectée ! Le ménage a précédemment déclaré vivre « Bien » ou « Assez bien » selon son revenu en 20A.02.</w:t>
+            </w:r>
+          </w:p>
+        </w:tc>
+      </w:tr>
+      <w:tr>
+        <w:tc>
+          <w:tcPr>
+            <w:tcW w:type="dxa" w:w="964"/>
+          </w:tcPr>
+          <w:p>
+            <w:r>
+              <w:rPr>
+                <w:b/>
+                <w:i w:val="0"/>
+                <w:color w:val="EA580C"/>
+                <w:sz w:val="16"/>
+              </w:rPr>
+              <w:t>Moyenne</w:t>
+            </w:r>
+          </w:p>
+        </w:tc>
+        <w:tc>
+          <w:tcPr>
+            <w:tcW w:type="dxa" w:w="1247"/>
+          </w:tcPr>
+          <w:p>
+            <w:r>
+              <w:rPr>
+                <w:b/>
+                <w:i w:val="0"/>
+                <w:sz w:val="16"/>
+              </w:rPr>
+              <w:t>S00</w:t>
+              <w:br/>
+            </w:r>
+            <w:r>
+              <w:rPr>
+                <w:b w:val="0"/>
+                <w:i w:val="0"/>
+                <w:color w:val="64748B"/>
+                <w:sz w:val="14"/>
+              </w:rPr>
+              <w:t>Identification</w:t>
+            </w:r>
+          </w:p>
+        </w:tc>
+        <w:tc>
+          <w:tcPr>
+            <w:tcW w:type="dxa" w:w="1531"/>
+          </w:tcPr>
+          <w:p>
+            <w:r>
+              <w:rPr>
+                <w:b/>
+                <w:i w:val="0"/>
+                <w:color w:val="16A34A"/>
+                <w:sz w:val="16"/>
+              </w:rPr>
+              <w:t>s00q27</w:t>
+            </w:r>
+          </w:p>
+        </w:tc>
+        <w:tc>
+          <w:tcPr>
+            <w:tcW w:type="dxa" w:w="1191"/>
+          </w:tcPr>
+          <w:p>
+            <w:r>
+              <w:rPr>
+                <w:b w:val="0"/>
+                <w:i w:val="0"/>
+                <w:color w:val="64748B"/>
+                <w:sz w:val="16"/>
+              </w:rPr>
+              <w:t>GT-CQ</w:t>
+            </w:r>
+          </w:p>
+        </w:tc>
+        <w:tc>
+          <w:tcPr>
+            <w:tcW w:type="dxa" w:w="4706"/>
+          </w:tcPr>
+          <w:p>
+            <w:r>
+              <w:rPr>
+                <w:b w:val="0"/>
+                <w:i w:val="0"/>
+                <w:sz w:val="17"/>
+              </w:rPr>
+              <w:t>Le questionnaire semble ne pas être complètement fini mais le questionnaire est en statut complet, prière de compléter le questionnaire.</w:t>
+            </w:r>
+          </w:p>
+        </w:tc>
+      </w:tr>
+      <w:tr>
+        <w:tc>
+          <w:tcPr>
+            <w:tcW w:type="dxa" w:w="964"/>
+          </w:tcPr>
+          <w:p>
+            <w:r>
+              <w:rPr>
+                <w:b/>
+                <w:i w:val="0"/>
+                <w:color w:val="EA580C"/>
+                <w:sz w:val="16"/>
+              </w:rPr>
+              <w:t>Moyenne</w:t>
+            </w:r>
+          </w:p>
+        </w:tc>
+        <w:tc>
+          <w:tcPr>
+            <w:tcW w:type="dxa" w:w="1247"/>
+          </w:tcPr>
+          <w:p>
+            <w:r>
+              <w:rPr>
+                <w:b/>
+                <w:i w:val="0"/>
+                <w:sz w:val="16"/>
+              </w:rPr>
+              <w:t>S00</w:t>
+              <w:br/>
+            </w:r>
+            <w:r>
+              <w:rPr>
+                <w:b w:val="0"/>
+                <w:i w:val="0"/>
+                <w:color w:val="64748B"/>
+                <w:sz w:val="14"/>
+              </w:rPr>
+              <w:t>Identification</w:t>
+            </w:r>
+          </w:p>
+        </w:tc>
+        <w:tc>
+          <w:tcPr>
+            <w:tcW w:type="dxa" w:w="1531"/>
+          </w:tcPr>
+          <w:p>
+            <w:r>
+              <w:rPr>
+                <w:b/>
+                <w:i w:val="0"/>
+                <w:color w:val="16A34A"/>
+                <w:sz w:val="16"/>
+              </w:rPr>
+              <w:t>—</w:t>
+            </w:r>
+          </w:p>
+        </w:tc>
+        <w:tc>
+          <w:tcPr>
+            <w:tcW w:type="dxa" w:w="1191"/>
+          </w:tcPr>
+          <w:p>
+            <w:r>
+              <w:rPr>
+                <w:b w:val="0"/>
+                <w:i w:val="0"/>
+                <w:color w:val="64748B"/>
+                <w:sz w:val="16"/>
+              </w:rPr>
+              <w:t>GT-CQ</w:t>
+            </w:r>
+          </w:p>
+        </w:tc>
+        <w:tc>
+          <w:tcPr>
+            <w:tcW w:type="dxa" w:w="4706"/>
+          </w:tcPr>
+          <w:p>
+            <w:r>
+              <w:rPr>
+                <w:b w:val="0"/>
+                <w:i w:val="0"/>
+                <w:sz w:val="17"/>
+              </w:rPr>
+              <w:t>L'adresse ou la localisation du ménage doit être bien renseignée, ne doit pas contenir des numéros de téléphone et elle semble courte pour être une adresse.</w:t>
+            </w:r>
+          </w:p>
+        </w:tc>
+      </w:tr>
+      <w:tr>
+        <w:tc>
+          <w:tcPr>
+            <w:tcW w:type="dxa" w:w="964"/>
+          </w:tcPr>
+          <w:p>
+            <w:r>
+              <w:rPr>
+                <w:b/>
+                <w:i w:val="0"/>
+                <w:color w:val="EA580C"/>
+                <w:sz w:val="16"/>
+              </w:rPr>
+              <w:t>Moyenne</w:t>
+            </w:r>
+          </w:p>
+        </w:tc>
+        <w:tc>
+          <w:tcPr>
+            <w:tcW w:type="dxa" w:w="1247"/>
+          </w:tcPr>
+          <w:p>
+            <w:r>
+              <w:rPr>
+                <w:b/>
+                <w:i w:val="0"/>
+                <w:sz w:val="16"/>
+              </w:rPr>
+              <w:t>S00</w:t>
+              <w:br/>
+            </w:r>
+            <w:r>
+              <w:rPr>
+                <w:b w:val="0"/>
+                <w:i w:val="0"/>
+                <w:color w:val="64748B"/>
+                <w:sz w:val="14"/>
+              </w:rPr>
+              <w:t>Identification</w:t>
+            </w:r>
+          </w:p>
+        </w:tc>
+        <w:tc>
+          <w:tcPr>
+            <w:tcW w:type="dxa" w:w="1531"/>
+          </w:tcPr>
+          <w:p>
+            <w:r>
+              <w:rPr>
+                <w:b/>
+                <w:i w:val="0"/>
+                <w:color w:val="16A34A"/>
+                <w:sz w:val="16"/>
+              </w:rPr>
+              <w:t>—</w:t>
+            </w:r>
+          </w:p>
+        </w:tc>
+        <w:tc>
+          <w:tcPr>
+            <w:tcW w:type="dxa" w:w="1191"/>
+          </w:tcPr>
+          <w:p>
+            <w:r>
+              <w:rPr>
+                <w:b w:val="0"/>
+                <w:i w:val="0"/>
+                <w:color w:val="64748B"/>
+                <w:sz w:val="16"/>
+              </w:rPr>
+              <w:t>GT-CQ</w:t>
+            </w:r>
+          </w:p>
+        </w:tc>
+        <w:tc>
+          <w:tcPr>
+            <w:tcW w:type="dxa" w:w="4706"/>
+          </w:tcPr>
+          <w:p>
+            <w:r>
+              <w:rPr>
+                <w:b w:val="0"/>
+                <w:i w:val="0"/>
+                <w:sz w:val="17"/>
+              </w:rPr>
+              <w:t>Prière de renseigner la bonne adresse.</w:t>
+            </w:r>
+          </w:p>
+        </w:tc>
+      </w:tr>
+      <w:tr>
+        <w:tc>
+          <w:tcPr>
+            <w:tcW w:type="dxa" w:w="964"/>
+          </w:tcPr>
+          <w:p>
+            <w:r>
+              <w:rPr>
+                <w:b/>
+                <w:i w:val="0"/>
+                <w:color w:val="EA580C"/>
+                <w:sz w:val="16"/>
+              </w:rPr>
+              <w:t>Moyenne</w:t>
+            </w:r>
+          </w:p>
+        </w:tc>
+        <w:tc>
+          <w:tcPr>
+            <w:tcW w:type="dxa" w:w="1247"/>
+          </w:tcPr>
+          <w:p>
+            <w:r>
+              <w:rPr>
+                <w:b/>
+                <w:i w:val="0"/>
+                <w:sz w:val="16"/>
+              </w:rPr>
+              <w:t>S01</w:t>
+              <w:br/>
+            </w:r>
+            <w:r>
+              <w:rPr>
+                <w:b w:val="0"/>
+                <w:i w:val="0"/>
+                <w:color w:val="64748B"/>
+                <w:sz w:val="14"/>
+              </w:rPr>
+              <w:t>Démographie</w:t>
+            </w:r>
+          </w:p>
+        </w:tc>
+        <w:tc>
+          <w:tcPr>
+            <w:tcW w:type="dxa" w:w="1531"/>
+          </w:tcPr>
+          <w:p>
+            <w:r>
+              <w:rPr>
+                <w:b/>
+                <w:i w:val="0"/>
+                <w:color w:val="16A34A"/>
+                <w:sz w:val="16"/>
+              </w:rPr>
+              <w:t>s1q05</w:t>
+            </w:r>
+          </w:p>
+        </w:tc>
+        <w:tc>
+          <w:tcPr>
+            <w:tcW w:type="dxa" w:w="1191"/>
+          </w:tcPr>
+          <w:p>
+            <w:r>
+              <w:rPr>
+                <w:b w:val="0"/>
+                <w:i w:val="0"/>
+                <w:color w:val="64748B"/>
+                <w:sz w:val="16"/>
+              </w:rPr>
+              <w:t>GT-CQ</w:t>
+            </w:r>
+          </w:p>
+        </w:tc>
+        <w:tc>
+          <w:tcPr>
+            <w:tcW w:type="dxa" w:w="4706"/>
+          </w:tcPr>
+          <w:p>
+            <w:r>
+              <w:rPr>
+                <w:b w:val="0"/>
+                <w:i w:val="0"/>
+                <w:sz w:val="17"/>
+              </w:rPr>
+              <w:t>Attention! Il ne devrait pas avoir NC parmis les modalité de la variable s1q05.</w:t>
+            </w:r>
+          </w:p>
+        </w:tc>
+      </w:tr>
+      <w:tr>
+        <w:tc>
+          <w:tcPr>
+            <w:tcW w:type="dxa" w:w="964"/>
+          </w:tcPr>
+          <w:p>
+            <w:r>
+              <w:rPr>
+                <w:b/>
+                <w:i w:val="0"/>
+                <w:color w:val="EA580C"/>
+                <w:sz w:val="16"/>
+              </w:rPr>
+              <w:t>Moyenne</w:t>
+            </w:r>
+          </w:p>
+        </w:tc>
+        <w:tc>
+          <w:tcPr>
+            <w:tcW w:type="dxa" w:w="1247"/>
+          </w:tcPr>
+          <w:p>
+            <w:r>
+              <w:rPr>
+                <w:b/>
+                <w:i w:val="0"/>
+                <w:sz w:val="16"/>
+              </w:rPr>
+              <w:t>S01</w:t>
+              <w:br/>
+            </w:r>
+            <w:r>
+              <w:rPr>
+                <w:b w:val="0"/>
+                <w:i w:val="0"/>
+                <w:color w:val="64748B"/>
+                <w:sz w:val="14"/>
+              </w:rPr>
+              <w:t>Démographie</w:t>
+            </w:r>
+          </w:p>
+        </w:tc>
+        <w:tc>
+          <w:tcPr>
+            <w:tcW w:type="dxa" w:w="1531"/>
+          </w:tcPr>
+          <w:p>
+            <w:r>
+              <w:rPr>
+                <w:b/>
+                <w:i w:val="0"/>
+                <w:color w:val="16A34A"/>
+                <w:sz w:val="16"/>
+              </w:rPr>
+              <w:t>—</w:t>
+            </w:r>
+          </w:p>
+        </w:tc>
+        <w:tc>
+          <w:tcPr>
+            <w:tcW w:type="dxa" w:w="1191"/>
+          </w:tcPr>
+          <w:p>
+            <w:r>
+              <w:rPr>
+                <w:b w:val="0"/>
+                <w:i w:val="0"/>
+                <w:color w:val="64748B"/>
+                <w:sz w:val="16"/>
+              </w:rPr>
+              <w:t>GT-CQ</w:t>
+            </w:r>
+          </w:p>
+        </w:tc>
+        <w:tc>
+          <w:tcPr>
+            <w:tcW w:type="dxa" w:w="4706"/>
+          </w:tcPr>
+          <w:p>
+            <w:r>
+              <w:rPr>
+                <w:b w:val="0"/>
+                <w:i w:val="0"/>
+                <w:sz w:val="17"/>
+              </w:rPr>
+              <w:t>Soit alssane niang dispose d'un acte de naissance soit n'en dispose pas.</w:t>
+            </w:r>
+          </w:p>
+        </w:tc>
+      </w:tr>
+      <w:tr>
+        <w:tc>
+          <w:tcPr>
+            <w:tcW w:type="dxa" w:w="964"/>
+          </w:tcPr>
+          <w:p>
+            <w:r>
+              <w:rPr>
+                <w:b/>
+                <w:i w:val="0"/>
+                <w:color w:val="EA580C"/>
+                <w:sz w:val="16"/>
+              </w:rPr>
+              <w:t>Moyenne</w:t>
+            </w:r>
+          </w:p>
+        </w:tc>
+        <w:tc>
+          <w:tcPr>
+            <w:tcW w:type="dxa" w:w="1247"/>
+          </w:tcPr>
+          <w:p>
+            <w:r>
+              <w:rPr>
+                <w:b/>
+                <w:i w:val="0"/>
+                <w:sz w:val="16"/>
+              </w:rPr>
+              <w:t>S01</w:t>
+              <w:br/>
+            </w:r>
+            <w:r>
+              <w:rPr>
+                <w:b w:val="0"/>
+                <w:i w:val="0"/>
+                <w:color w:val="64748B"/>
+                <w:sz w:val="14"/>
+              </w:rPr>
+              <w:t>Démographie</w:t>
+            </w:r>
+          </w:p>
+        </w:tc>
+        <w:tc>
+          <w:tcPr>
+            <w:tcW w:type="dxa" w:w="1531"/>
+          </w:tcPr>
+          <w:p>
+            <w:r>
+              <w:rPr>
+                <w:b/>
+                <w:i w:val="0"/>
+                <w:color w:val="16A34A"/>
+                <w:sz w:val="16"/>
+              </w:rPr>
+              <w:t>—</w:t>
+            </w:r>
+          </w:p>
+        </w:tc>
+        <w:tc>
+          <w:tcPr>
+            <w:tcW w:type="dxa" w:w="1191"/>
+          </w:tcPr>
+          <w:p>
+            <w:r>
+              <w:rPr>
+                <w:b w:val="0"/>
+                <w:i w:val="0"/>
+                <w:color w:val="64748B"/>
+                <w:sz w:val="16"/>
+              </w:rPr>
+              <w:t>GT-CQ</w:t>
+            </w:r>
+          </w:p>
+        </w:tc>
+        <w:tc>
+          <w:tcPr>
+            <w:tcW w:type="dxa" w:w="4706"/>
+          </w:tcPr>
+          <w:p>
+            <w:r>
+              <w:rPr>
+                <w:b w:val="0"/>
+                <w:i w:val="0"/>
+                <w:sz w:val="17"/>
+              </w:rPr>
+              <w:t>Soit cheikh niang dispose d'un acte de naissance soit n'en dispose pas.</w:t>
+            </w:r>
+          </w:p>
+        </w:tc>
+      </w:tr>
+      <w:tr>
+        <w:tc>
+          <w:tcPr>
+            <w:tcW w:type="dxa" w:w="964"/>
+          </w:tcPr>
+          <w:p>
+            <w:r>
+              <w:rPr>
+                <w:b/>
+                <w:i w:val="0"/>
+                <w:color w:val="EA580C"/>
+                <w:sz w:val="16"/>
+              </w:rPr>
+              <w:t>Moyenne</w:t>
+            </w:r>
+          </w:p>
+        </w:tc>
+        <w:tc>
+          <w:tcPr>
+            <w:tcW w:type="dxa" w:w="1247"/>
+          </w:tcPr>
+          <w:p>
+            <w:r>
+              <w:rPr>
+                <w:b/>
+                <w:i w:val="0"/>
+                <w:sz w:val="16"/>
+              </w:rPr>
+              <w:t>S01</w:t>
+              <w:br/>
+            </w:r>
+            <w:r>
+              <w:rPr>
+                <w:b w:val="0"/>
+                <w:i w:val="0"/>
+                <w:color w:val="64748B"/>
+                <w:sz w:val="14"/>
+              </w:rPr>
+              <w:t>Démographie</w:t>
+            </w:r>
+          </w:p>
+        </w:tc>
+        <w:tc>
+          <w:tcPr>
+            <w:tcW w:type="dxa" w:w="1531"/>
+          </w:tcPr>
+          <w:p>
+            <w:r>
+              <w:rPr>
+                <w:b/>
+                <w:i w:val="0"/>
+                <w:color w:val="16A34A"/>
+                <w:sz w:val="16"/>
+              </w:rPr>
+              <w:t>—</w:t>
+            </w:r>
+          </w:p>
+        </w:tc>
+        <w:tc>
+          <w:tcPr>
+            <w:tcW w:type="dxa" w:w="1191"/>
+          </w:tcPr>
+          <w:p>
+            <w:r>
+              <w:rPr>
+                <w:b w:val="0"/>
+                <w:i w:val="0"/>
+                <w:color w:val="64748B"/>
+                <w:sz w:val="16"/>
+              </w:rPr>
+              <w:t>GT-CQ</w:t>
+            </w:r>
+          </w:p>
+        </w:tc>
+        <w:tc>
+          <w:tcPr>
+            <w:tcW w:type="dxa" w:w="4706"/>
+          </w:tcPr>
+          <w:p>
+            <w:r>
+              <w:rPr>
+                <w:b w:val="0"/>
+                <w:i w:val="0"/>
+                <w:sz w:val="17"/>
+              </w:rPr>
+              <w:t>Soit ndaté niang dispose d'un acte de naissance soit n'en dispose pas.</w:t>
+            </w:r>
+          </w:p>
+        </w:tc>
+      </w:tr>
+      <w:tr>
+        <w:tc>
+          <w:tcPr>
+            <w:tcW w:type="dxa" w:w="964"/>
+          </w:tcPr>
+          <w:p>
+            <w:r>
+              <w:rPr>
+                <w:b/>
+                <w:i w:val="0"/>
+                <w:color w:val="EA580C"/>
+                <w:sz w:val="16"/>
+              </w:rPr>
+              <w:t>Moyenne</w:t>
+            </w:r>
+          </w:p>
+        </w:tc>
+        <w:tc>
+          <w:tcPr>
+            <w:tcW w:type="dxa" w:w="1247"/>
+          </w:tcPr>
+          <w:p>
+            <w:r>
+              <w:rPr>
+                <w:b/>
+                <w:i w:val="0"/>
+                <w:sz w:val="16"/>
+              </w:rPr>
+              <w:t>S01</w:t>
+              <w:br/>
+            </w:r>
+            <w:r>
+              <w:rPr>
+                <w:b w:val="0"/>
+                <w:i w:val="0"/>
+                <w:color w:val="64748B"/>
+                <w:sz w:val="14"/>
+              </w:rPr>
+              <w:t>Démographie</w:t>
+            </w:r>
+          </w:p>
+        </w:tc>
+        <w:tc>
+          <w:tcPr>
+            <w:tcW w:type="dxa" w:w="1531"/>
+          </w:tcPr>
+          <w:p>
+            <w:r>
+              <w:rPr>
+                <w:b/>
+                <w:i w:val="0"/>
+                <w:color w:val="16A34A"/>
+                <w:sz w:val="16"/>
+              </w:rPr>
+              <w:t>—</w:t>
+            </w:r>
+          </w:p>
+        </w:tc>
+        <w:tc>
+          <w:tcPr>
+            <w:tcW w:type="dxa" w:w="1191"/>
+          </w:tcPr>
+          <w:p>
+            <w:r>
+              <w:rPr>
+                <w:b w:val="0"/>
+                <w:i w:val="0"/>
+                <w:color w:val="64748B"/>
+                <w:sz w:val="16"/>
+              </w:rPr>
+              <w:t>GT-CQ</w:t>
+            </w:r>
+          </w:p>
+        </w:tc>
+        <w:tc>
+          <w:tcPr>
+            <w:tcW w:type="dxa" w:w="4706"/>
+          </w:tcPr>
+          <w:p>
+            <w:r>
+              <w:rPr>
+                <w:b w:val="0"/>
+                <w:i w:val="0"/>
+                <w:sz w:val="17"/>
+              </w:rPr>
+              <w:t>Soit ramata niang dispose d'un acte de naissance soit n'en dispose pas.</w:t>
+            </w:r>
+          </w:p>
+        </w:tc>
+      </w:tr>
+      <w:tr>
+        <w:tc>
+          <w:tcPr>
+            <w:tcW w:type="dxa" w:w="964"/>
+          </w:tcPr>
+          <w:p>
+            <w:r>
+              <w:rPr>
+                <w:b/>
+                <w:i w:val="0"/>
+                <w:color w:val="EA580C"/>
+                <w:sz w:val="16"/>
+              </w:rPr>
+              <w:t>Moyenne</w:t>
+            </w:r>
+          </w:p>
+        </w:tc>
+        <w:tc>
+          <w:tcPr>
+            <w:tcW w:type="dxa" w:w="1247"/>
+          </w:tcPr>
+          <w:p>
+            <w:r>
+              <w:rPr>
+                <w:b/>
+                <w:i w:val="0"/>
+                <w:sz w:val="16"/>
+              </w:rPr>
+              <w:t>S01</w:t>
+              <w:br/>
+            </w:r>
+            <w:r>
+              <w:rPr>
+                <w:b w:val="0"/>
+                <w:i w:val="0"/>
+                <w:color w:val="64748B"/>
+                <w:sz w:val="14"/>
+              </w:rPr>
+              <w:t>Démographie</w:t>
+            </w:r>
+          </w:p>
+        </w:tc>
+        <w:tc>
+          <w:tcPr>
+            <w:tcW w:type="dxa" w:w="1531"/>
+          </w:tcPr>
+          <w:p>
+            <w:r>
+              <w:rPr>
+                <w:b/>
+                <w:i w:val="0"/>
+                <w:color w:val="16A34A"/>
+                <w:sz w:val="16"/>
+              </w:rPr>
+              <w:t>—</w:t>
+            </w:r>
+          </w:p>
+        </w:tc>
+        <w:tc>
+          <w:tcPr>
+            <w:tcW w:type="dxa" w:w="1191"/>
+          </w:tcPr>
+          <w:p>
+            <w:r>
+              <w:rPr>
+                <w:b w:val="0"/>
+                <w:i w:val="0"/>
+                <w:color w:val="64748B"/>
+                <w:sz w:val="16"/>
+              </w:rPr>
+              <w:t>GT-CQ</w:t>
+            </w:r>
+          </w:p>
+        </w:tc>
+        <w:tc>
+          <w:tcPr>
+            <w:tcW w:type="dxa" w:w="4706"/>
+          </w:tcPr>
+          <w:p>
+            <w:r>
+              <w:rPr>
+                <w:b w:val="0"/>
+                <w:i w:val="0"/>
+                <w:sz w:val="17"/>
+              </w:rPr>
+              <w:t>Prière de verifier l'information donnée par Ramata niang fille du CM ou corriger au niveau de la section 1.</w:t>
+            </w:r>
+          </w:p>
+        </w:tc>
+      </w:tr>
+      <w:tr>
+        <w:tc>
+          <w:tcPr>
+            <w:tcW w:type="dxa" w:w="964"/>
+          </w:tcPr>
+          <w:p>
+            <w:r>
+              <w:rPr>
+                <w:b/>
+                <w:i w:val="0"/>
+                <w:color w:val="EA580C"/>
+                <w:sz w:val="16"/>
+              </w:rPr>
+              <w:t>Moyenne</w:t>
+            </w:r>
+          </w:p>
+        </w:tc>
+        <w:tc>
+          <w:tcPr>
+            <w:tcW w:type="dxa" w:w="1247"/>
+          </w:tcPr>
+          <w:p>
+            <w:r>
+              <w:rPr>
+                <w:b/>
+                <w:i w:val="0"/>
+                <w:sz w:val="16"/>
+              </w:rPr>
+              <w:t>S01</w:t>
+              <w:br/>
+            </w:r>
+            <w:r>
+              <w:rPr>
+                <w:b w:val="0"/>
+                <w:i w:val="0"/>
+                <w:color w:val="64748B"/>
+                <w:sz w:val="14"/>
+              </w:rPr>
+              <w:t>Démographie</w:t>
+            </w:r>
+          </w:p>
+        </w:tc>
+        <w:tc>
+          <w:tcPr>
+            <w:tcW w:type="dxa" w:w="1531"/>
+          </w:tcPr>
+          <w:p>
+            <w:r>
+              <w:rPr>
+                <w:b/>
+                <w:i w:val="0"/>
+                <w:color w:val="16A34A"/>
+                <w:sz w:val="16"/>
+              </w:rPr>
+              <w:t>—</w:t>
+            </w:r>
+          </w:p>
+        </w:tc>
+        <w:tc>
+          <w:tcPr>
+            <w:tcW w:type="dxa" w:w="1191"/>
+          </w:tcPr>
+          <w:p>
+            <w:r>
+              <w:rPr>
+                <w:b w:val="0"/>
+                <w:i w:val="0"/>
+                <w:color w:val="64748B"/>
+                <w:sz w:val="16"/>
+              </w:rPr>
+              <w:t>GT-CQ</w:t>
+            </w:r>
+          </w:p>
+        </w:tc>
+        <w:tc>
+          <w:tcPr>
+            <w:tcW w:type="dxa" w:w="4706"/>
+          </w:tcPr>
+          <w:p>
+            <w:r>
+              <w:rPr>
+                <w:b w:val="0"/>
+                <w:i w:val="0"/>
+                <w:sz w:val="17"/>
+              </w:rPr>
+              <w:t>Prière de verifier l'information donnée par awa niang ou corriger au niveau de la section 1.</w:t>
+            </w:r>
+          </w:p>
+        </w:tc>
+      </w:tr>
+      <w:tr>
+        <w:tc>
+          <w:tcPr>
+            <w:tcW w:type="dxa" w:w="964"/>
+          </w:tcPr>
+          <w:p>
+            <w:r>
+              <w:rPr>
+                <w:b/>
+                <w:i w:val="0"/>
+                <w:color w:val="EA580C"/>
+                <w:sz w:val="16"/>
+              </w:rPr>
+              <w:t>Moyenne</w:t>
+            </w:r>
+          </w:p>
+        </w:tc>
+        <w:tc>
+          <w:tcPr>
+            <w:tcW w:type="dxa" w:w="1247"/>
+          </w:tcPr>
+          <w:p>
+            <w:r>
+              <w:rPr>
+                <w:b/>
+                <w:i w:val="0"/>
+                <w:sz w:val="16"/>
+              </w:rPr>
+              <w:t>S01</w:t>
+              <w:br/>
+            </w:r>
+            <w:r>
+              <w:rPr>
+                <w:b w:val="0"/>
+                <w:i w:val="0"/>
+                <w:color w:val="64748B"/>
+                <w:sz w:val="14"/>
+              </w:rPr>
+              <w:t>Démographie</w:t>
+            </w:r>
+          </w:p>
+        </w:tc>
+        <w:tc>
+          <w:tcPr>
+            <w:tcW w:type="dxa" w:w="1531"/>
+          </w:tcPr>
+          <w:p>
+            <w:r>
+              <w:rPr>
+                <w:b/>
+                <w:i w:val="0"/>
+                <w:color w:val="16A34A"/>
+                <w:sz w:val="16"/>
+              </w:rPr>
+              <w:t>s01q10_1</w:t>
+            </w:r>
+          </w:p>
+        </w:tc>
+        <w:tc>
+          <w:tcPr>
+            <w:tcW w:type="dxa" w:w="1191"/>
+          </w:tcPr>
+          <w:p>
+            <w:r>
+              <w:rPr>
+                <w:b w:val="0"/>
+                <w:i w:val="0"/>
+                <w:color w:val="64748B"/>
+                <w:sz w:val="16"/>
+              </w:rPr>
+              <w:t>GT-CQ</w:t>
+            </w:r>
+          </w:p>
+        </w:tc>
+        <w:tc>
+          <w:tcPr>
+            <w:tcW w:type="dxa" w:w="4706"/>
+          </w:tcPr>
+          <w:p>
+            <w:r>
+              <w:rPr>
+                <w:b w:val="0"/>
+                <w:i w:val="0"/>
+                <w:sz w:val="17"/>
+              </w:rPr>
+              <w:t>La taille du ménage lors de l'enquête principale (9) de ce ménage est inférieur à la taille du denombrement (15), prière de fournir des explications concrètes ou aller revisiter le ménage.</w:t>
+            </w:r>
+          </w:p>
+        </w:tc>
+      </w:tr>
+      <w:tr>
+        <w:tc>
+          <w:tcPr>
+            <w:tcW w:type="dxa" w:w="964"/>
+          </w:tcPr>
+          <w:p>
+            <w:r>
+              <w:rPr>
+                <w:b/>
+                <w:i w:val="0"/>
+                <w:color w:val="EA580C"/>
+                <w:sz w:val="16"/>
+              </w:rPr>
+              <w:t>Moyenne</w:t>
+            </w:r>
+          </w:p>
+        </w:tc>
+        <w:tc>
+          <w:tcPr>
+            <w:tcW w:type="dxa" w:w="1247"/>
+          </w:tcPr>
+          <w:p>
+            <w:r>
+              <w:rPr>
+                <w:b/>
+                <w:i w:val="0"/>
+                <w:sz w:val="16"/>
+              </w:rPr>
               <w:t>S02</w:t>
               <w:br/>
             </w:r>
@@ -665,7 +2015,7 @@
                 <w:i w:val="0"/>
                 <w:sz w:val="17"/>
               </w:rPr>
-              <w:t>Incohérence!!! seulement les écoles gouvermentales paient les cotisations (Gouvernement, communauté, ONG ou organisation humanitaire).</w:t>
+              <w:t>Attention!!! le montant payé pour les frais de scolarité ( 18000 FCFA) de ndaté niang  qui fréquente 2ème année de Maternelle semble faible.</w:t>
             </w:r>
           </w:p>
         </w:tc>
@@ -680,10 +2030,10 @@
               <w:rPr>
                 <w:b/>
                 <w:i w:val="0"/>
-                <w:color w:val="DC2626"/>
-                <w:sz w:val="16"/>
-              </w:rPr>
-              <w:t>Haute</w:t>
+                <w:color w:val="EA580C"/>
+                <w:sz w:val="16"/>
+              </w:rPr>
+              <w:t>Moyenne</w:t>
             </w:r>
           </w:p>
         </w:tc>
@@ -755,7 +2105,7 @@
                 <w:i w:val="0"/>
                 <w:sz w:val="17"/>
               </w:rPr>
-              <w:t>Incohérence!!! seulement les écoles privées paient les frais de scolarité (y compris les frais d'inscription).</w:t>
+              <w:t>Veuillez verifier cette information auprès de l'enquêté ou confirmer avec le QG.</w:t>
             </w:r>
           </w:p>
         </w:tc>
@@ -770,10 +2120,550 @@
               <w:rPr>
                 <w:b/>
                 <w:i w:val="0"/>
-                <w:color w:val="DC2626"/>
-                <w:sz w:val="16"/>
-              </w:rPr>
-              <w:t>Haute</w:t>
+                <w:color w:val="EA580C"/>
+                <w:sz w:val="16"/>
+              </w:rPr>
+              <w:t>Moyenne</w:t>
+            </w:r>
+          </w:p>
+        </w:tc>
+        <w:tc>
+          <w:tcPr>
+            <w:tcW w:type="dxa" w:w="1247"/>
+          </w:tcPr>
+          <w:p>
+            <w:r>
+              <w:rPr>
+                <w:b/>
+                <w:i w:val="0"/>
+                <w:sz w:val="16"/>
+              </w:rPr>
+              <w:t>S02</w:t>
+              <w:br/>
+            </w:r>
+            <w:r>
+              <w:rPr>
+                <w:b w:val="0"/>
+                <w:i w:val="0"/>
+                <w:color w:val="64748B"/>
+                <w:sz w:val="14"/>
+              </w:rPr>
+              <w:t>Éducation</w:t>
+            </w:r>
+          </w:p>
+        </w:tc>
+        <w:tc>
+          <w:tcPr>
+            <w:tcW w:type="dxa" w:w="1531"/>
+          </w:tcPr>
+          <w:p>
+            <w:r>
+              <w:rPr>
+                <w:b/>
+                <w:i w:val="0"/>
+                <w:color w:val="16A34A"/>
+                <w:sz w:val="16"/>
+              </w:rPr>
+              <w:t>—</w:t>
+            </w:r>
+          </w:p>
+        </w:tc>
+        <w:tc>
+          <w:tcPr>
+            <w:tcW w:type="dxa" w:w="1191"/>
+          </w:tcPr>
+          <w:p>
+            <w:r>
+              <w:rPr>
+                <w:b w:val="0"/>
+                <w:i w:val="0"/>
+                <w:color w:val="64748B"/>
+                <w:sz w:val="16"/>
+              </w:rPr>
+              <w:t>GT-CQ</w:t>
+            </w:r>
+          </w:p>
+        </w:tc>
+        <w:tc>
+          <w:tcPr>
+            <w:tcW w:type="dxa" w:w="4706"/>
+          </w:tcPr>
+          <w:p>
+            <w:r>
+              <w:rPr>
+                <w:b w:val="0"/>
+                <w:i w:val="0"/>
+                <w:sz w:val="17"/>
+              </w:rPr>
+              <w:t>Attention ! Le frais de scolarité (30000 Fcfa) de alssane niang en 3ème année de Primaire est relativement élevé par rapport aux autres frais de scolarités observés dans cette zone.</w:t>
+            </w:r>
+          </w:p>
+        </w:tc>
+      </w:tr>
+      <w:tr>
+        <w:tc>
+          <w:tcPr>
+            <w:tcW w:type="dxa" w:w="964"/>
+          </w:tcPr>
+          <w:p>
+            <w:r>
+              <w:rPr>
+                <w:b/>
+                <w:i w:val="0"/>
+                <w:color w:val="EA580C"/>
+                <w:sz w:val="16"/>
+              </w:rPr>
+              <w:t>Moyenne</w:t>
+            </w:r>
+          </w:p>
+        </w:tc>
+        <w:tc>
+          <w:tcPr>
+            <w:tcW w:type="dxa" w:w="1247"/>
+          </w:tcPr>
+          <w:p>
+            <w:r>
+              <w:rPr>
+                <w:b/>
+                <w:i w:val="0"/>
+                <w:sz w:val="16"/>
+              </w:rPr>
+              <w:t>S02</w:t>
+              <w:br/>
+            </w:r>
+            <w:r>
+              <w:rPr>
+                <w:b w:val="0"/>
+                <w:i w:val="0"/>
+                <w:color w:val="64748B"/>
+                <w:sz w:val="14"/>
+              </w:rPr>
+              <w:t>Éducation</w:t>
+            </w:r>
+          </w:p>
+        </w:tc>
+        <w:tc>
+          <w:tcPr>
+            <w:tcW w:type="dxa" w:w="1531"/>
+          </w:tcPr>
+          <w:p>
+            <w:r>
+              <w:rPr>
+                <w:b/>
+                <w:i w:val="0"/>
+                <w:color w:val="16A34A"/>
+                <w:sz w:val="16"/>
+              </w:rPr>
+              <w:t>—</w:t>
+            </w:r>
+          </w:p>
+        </w:tc>
+        <w:tc>
+          <w:tcPr>
+            <w:tcW w:type="dxa" w:w="1191"/>
+          </w:tcPr>
+          <w:p>
+            <w:r>
+              <w:rPr>
+                <w:b w:val="0"/>
+                <w:i w:val="0"/>
+                <w:color w:val="64748B"/>
+                <w:sz w:val="16"/>
+              </w:rPr>
+              <w:t>GT-CQ</w:t>
+            </w:r>
+          </w:p>
+        </w:tc>
+        <w:tc>
+          <w:tcPr>
+            <w:tcW w:type="dxa" w:w="4706"/>
+          </w:tcPr>
+          <w:p>
+            <w:r>
+              <w:rPr>
+                <w:b w:val="0"/>
+                <w:i w:val="0"/>
+                <w:sz w:val="17"/>
+              </w:rPr>
+              <w:t>Prière de corriger ou de confirmer avec le QG.</w:t>
+            </w:r>
+          </w:p>
+        </w:tc>
+      </w:tr>
+      <w:tr>
+        <w:tc>
+          <w:tcPr>
+            <w:tcW w:type="dxa" w:w="964"/>
+          </w:tcPr>
+          <w:p>
+            <w:r>
+              <w:rPr>
+                <w:b/>
+                <w:i w:val="0"/>
+                <w:color w:val="EA580C"/>
+                <w:sz w:val="16"/>
+              </w:rPr>
+              <w:t>Moyenne</w:t>
+            </w:r>
+          </w:p>
+        </w:tc>
+        <w:tc>
+          <w:tcPr>
+            <w:tcW w:type="dxa" w:w="1247"/>
+          </w:tcPr>
+          <w:p>
+            <w:r>
+              <w:rPr>
+                <w:b/>
+                <w:i w:val="0"/>
+                <w:sz w:val="16"/>
+              </w:rPr>
+              <w:t>S03</w:t>
+              <w:br/>
+            </w:r>
+            <w:r>
+              <w:rPr>
+                <w:b w:val="0"/>
+                <w:i w:val="0"/>
+                <w:color w:val="64748B"/>
+                <w:sz w:val="14"/>
+              </w:rPr>
+              <w:t>Santé</w:t>
+            </w:r>
+          </w:p>
+        </w:tc>
+        <w:tc>
+          <w:tcPr>
+            <w:tcW w:type="dxa" w:w="1531"/>
+          </w:tcPr>
+          <w:p>
+            <w:r>
+              <w:rPr>
+                <w:b/>
+                <w:i w:val="0"/>
+                <w:color w:val="16A34A"/>
+                <w:sz w:val="16"/>
+              </w:rPr>
+              <w:t>s00q07a, s01q54a, s01q54b, s02q20, s02q21, s03q53, s01q00b</w:t>
+            </w:r>
+          </w:p>
+        </w:tc>
+        <w:tc>
+          <w:tcPr>
+            <w:tcW w:type="dxa" w:w="1191"/>
+          </w:tcPr>
+          <w:p>
+            <w:r>
+              <w:rPr>
+                <w:b w:val="0"/>
+                <w:i w:val="0"/>
+                <w:color w:val="64748B"/>
+                <w:sz w:val="16"/>
+              </w:rPr>
+              <w:t>GT-CQ</w:t>
+            </w:r>
+          </w:p>
+        </w:tc>
+        <w:tc>
+          <w:tcPr>
+            <w:tcW w:type="dxa" w:w="4706"/>
+          </w:tcPr>
+          <w:p>
+            <w:r>
+              <w:rPr>
+                <w:b w:val="0"/>
+                <w:i w:val="0"/>
+                <w:sz w:val="17"/>
+              </w:rPr>
+              <w:t>Le montant(128000 FCFA) des dépenses pour chaque visite prénatale de fatou sarr semble faible (voir nul) ou élevé, prière de corriger.</w:t>
+            </w:r>
+          </w:p>
+        </w:tc>
+      </w:tr>
+      <w:tr>
+        <w:tc>
+          <w:tcPr>
+            <w:tcW w:type="dxa" w:w="964"/>
+          </w:tcPr>
+          <w:p>
+            <w:r>
+              <w:rPr>
+                <w:b/>
+                <w:i w:val="0"/>
+                <w:color w:val="EA580C"/>
+                <w:sz w:val="16"/>
+              </w:rPr>
+              <w:t>Moyenne</w:t>
+            </w:r>
+          </w:p>
+        </w:tc>
+        <w:tc>
+          <w:tcPr>
+            <w:tcW w:type="dxa" w:w="1247"/>
+          </w:tcPr>
+          <w:p>
+            <w:r>
+              <w:rPr>
+                <w:b/>
+                <w:i w:val="0"/>
+                <w:sz w:val="16"/>
+              </w:rPr>
+              <w:t>S04</w:t>
+              <w:br/>
+            </w:r>
+            <w:r>
+              <w:rPr>
+                <w:b w:val="0"/>
+                <w:i w:val="0"/>
+                <w:color w:val="64748B"/>
+                <w:sz w:val="14"/>
+              </w:rPr>
+              <w:t>Emploi</w:t>
+            </w:r>
+          </w:p>
+        </w:tc>
+        <w:tc>
+          <w:tcPr>
+            <w:tcW w:type="dxa" w:w="1531"/>
+          </w:tcPr>
+          <w:p>
+            <w:r>
+              <w:rPr>
+                <w:b/>
+                <w:i w:val="0"/>
+                <w:color w:val="16A34A"/>
+                <w:sz w:val="16"/>
+              </w:rPr>
+              <w:t>s01q35, s01q36, s01q37, s02q04, s02q15, s03q13, s03q14, s03q15</w:t>
+            </w:r>
+          </w:p>
+        </w:tc>
+        <w:tc>
+          <w:tcPr>
+            <w:tcW w:type="dxa" w:w="1191"/>
+          </w:tcPr>
+          <w:p>
+            <w:r>
+              <w:rPr>
+                <w:b w:val="0"/>
+                <w:i w:val="0"/>
+                <w:color w:val="64748B"/>
+                <w:sz w:val="16"/>
+              </w:rPr>
+              <w:t>GT-CQ</w:t>
+            </w:r>
+          </w:p>
+        </w:tc>
+        <w:tc>
+          <w:tcPr>
+            <w:tcW w:type="dxa" w:w="4706"/>
+          </w:tcPr>
+          <w:p>
+            <w:r>
+              <w:rPr>
+                <w:b w:val="0"/>
+                <w:i w:val="0"/>
+                <w:sz w:val="17"/>
+              </w:rPr>
+              <w:t>Nombre de mois exercé  (3 mois) par Ibrahima niang dans l'emploi au cours des 12 derniers mois semble faible, veuillez corriger s'il vous plait ou comfirmer avec le QG.</w:t>
+            </w:r>
+          </w:p>
+        </w:tc>
+      </w:tr>
+      <w:tr>
+        <w:tc>
+          <w:tcPr>
+            <w:tcW w:type="dxa" w:w="964"/>
+          </w:tcPr>
+          <w:p>
+            <w:r>
+              <w:rPr>
+                <w:b/>
+                <w:i w:val="0"/>
+                <w:color w:val="EA580C"/>
+                <w:sz w:val="16"/>
+              </w:rPr>
+              <w:t>Moyenne</w:t>
+            </w:r>
+          </w:p>
+        </w:tc>
+        <w:tc>
+          <w:tcPr>
+            <w:tcW w:type="dxa" w:w="1247"/>
+          </w:tcPr>
+          <w:p>
+            <w:r>
+              <w:rPr>
+                <w:b/>
+                <w:i w:val="0"/>
+                <w:sz w:val="16"/>
+              </w:rPr>
+              <w:t>S04</w:t>
+              <w:br/>
+            </w:r>
+            <w:r>
+              <w:rPr>
+                <w:b w:val="0"/>
+                <w:i w:val="0"/>
+                <w:color w:val="64748B"/>
+                <w:sz w:val="14"/>
+              </w:rPr>
+              <w:t>Emploi</w:t>
+            </w:r>
+          </w:p>
+        </w:tc>
+        <w:tc>
+          <w:tcPr>
+            <w:tcW w:type="dxa" w:w="1531"/>
+          </w:tcPr>
+          <w:p>
+            <w:r>
+              <w:rPr>
+                <w:b/>
+                <w:i w:val="0"/>
+                <w:color w:val="16A34A"/>
+                <w:sz w:val="16"/>
+              </w:rPr>
+              <w:t>—</w:t>
+            </w:r>
+          </w:p>
+        </w:tc>
+        <w:tc>
+          <w:tcPr>
+            <w:tcW w:type="dxa" w:w="1191"/>
+          </w:tcPr>
+          <w:p>
+            <w:r>
+              <w:rPr>
+                <w:b w:val="0"/>
+                <w:i w:val="0"/>
+                <w:color w:val="64748B"/>
+                <w:sz w:val="16"/>
+              </w:rPr>
+              <w:t>GT-CQ</w:t>
+            </w:r>
+          </w:p>
+        </w:tc>
+        <w:tc>
+          <w:tcPr>
+            <w:tcW w:type="dxa" w:w="4706"/>
+          </w:tcPr>
+          <w:p>
+            <w:r>
+              <w:rPr>
+                <w:b w:val="0"/>
+                <w:i w:val="0"/>
+                <w:sz w:val="17"/>
+              </w:rPr>
+              <w:t>Attention ! Le nombre de jours (6 jours) que Ibrahima niang a travaillés par mois semble être inférieur à 15.</w:t>
+            </w:r>
+          </w:p>
+        </w:tc>
+      </w:tr>
+      <w:tr>
+        <w:tc>
+          <w:tcPr>
+            <w:tcW w:type="dxa" w:w="964"/>
+          </w:tcPr>
+          <w:p>
+            <w:r>
+              <w:rPr>
+                <w:b/>
+                <w:i w:val="0"/>
+                <w:color w:val="EA580C"/>
+                <w:sz w:val="16"/>
+              </w:rPr>
+              <w:t>Moyenne</w:t>
+            </w:r>
+          </w:p>
+        </w:tc>
+        <w:tc>
+          <w:tcPr>
+            <w:tcW w:type="dxa" w:w="1247"/>
+          </w:tcPr>
+          <w:p>
+            <w:r>
+              <w:rPr>
+                <w:b/>
+                <w:i w:val="0"/>
+                <w:sz w:val="16"/>
+              </w:rPr>
+              <w:t>S04</w:t>
+              <w:br/>
+            </w:r>
+            <w:r>
+              <w:rPr>
+                <w:b w:val="0"/>
+                <w:i w:val="0"/>
+                <w:color w:val="64748B"/>
+                <w:sz w:val="14"/>
+              </w:rPr>
+              <w:t>Emploi</w:t>
+            </w:r>
+          </w:p>
+        </w:tc>
+        <w:tc>
+          <w:tcPr>
+            <w:tcW w:type="dxa" w:w="1531"/>
+          </w:tcPr>
+          <w:p>
+            <w:r>
+              <w:rPr>
+                <w:b/>
+                <w:i w:val="0"/>
+                <w:color w:val="16A34A"/>
+                <w:sz w:val="16"/>
+              </w:rPr>
+              <w:t>—</w:t>
+            </w:r>
+          </w:p>
+        </w:tc>
+        <w:tc>
+          <w:tcPr>
+            <w:tcW w:type="dxa" w:w="1191"/>
+          </w:tcPr>
+          <w:p>
+            <w:r>
+              <w:rPr>
+                <w:b w:val="0"/>
+                <w:i w:val="0"/>
+                <w:color w:val="64748B"/>
+                <w:sz w:val="16"/>
+              </w:rPr>
+              <w:t>GT-CQ</w:t>
+            </w:r>
+          </w:p>
+        </w:tc>
+        <w:tc>
+          <w:tcPr>
+            <w:tcW w:type="dxa" w:w="4706"/>
+          </w:tcPr>
+          <w:p>
+            <w:r>
+              <w:rPr>
+                <w:b w:val="0"/>
+                <w:i w:val="0"/>
+                <w:sz w:val="17"/>
+              </w:rPr>
+              <w:t>Veuillez, s'il vous plaît, confirmer cette information.</w:t>
+            </w:r>
+          </w:p>
+        </w:tc>
+      </w:tr>
+      <w:tr>
+        <w:tc>
+          <w:tcPr>
+            <w:tcW w:type="dxa" w:w="964"/>
+          </w:tcPr>
+          <w:p>
+            <w:r>
+              <w:rPr>
+                <w:b/>
+                <w:i w:val="0"/>
+                <w:color w:val="EA580C"/>
+                <w:sz w:val="16"/>
+              </w:rPr>
+              <w:t>Moyenne</w:t>
             </w:r>
           </w:p>
         </w:tc>
@@ -814,7 +2704,7 @@
                 <w:color w:val="16A34A"/>
                 <w:sz w:val="16"/>
               </w:rPr>
-              <w:t>s00q27, s01q03a, s01q03b, s01q03c, s02q04, s03q14, s04q15, s04q16</w:t>
+              <w:t>—</w:t>
             </w:r>
           </w:p>
         </w:tc>
@@ -845,7 +2735,7 @@
                 <w:i w:val="0"/>
                 <w:sz w:val="17"/>
               </w:rPr>
-              <w:t>Incohérence!! Dans ce ménage, chaque individus consomme par jour .5873016 Kg  de cereale; Prière de vérifier les quantités prises des produits cérealiers (de Riz local Gambiaka à Autres semoules de céréales) auprès du ménage ou confirmer avec le QG.</w:t>
+              <w:t>Attention ! La dépense du répas pris à l'ensemble du ménage de IBRAHIMA NIANG (7600 Fcfa) au cours de 7 derniers jours est relativement élevé.</w:t>
             </w:r>
           </w:p>
         </w:tc>
@@ -860,10 +2750,10 @@
               <w:rPr>
                 <w:b/>
                 <w:i w:val="0"/>
-                <w:color w:val="DC2626"/>
-                <w:sz w:val="16"/>
-              </w:rPr>
-              <w:t>Haute</w:t>
+                <w:color w:val="EA580C"/>
+                <w:sz w:val="16"/>
+              </w:rPr>
+              <w:t>Moyenne</w:t>
             </w:r>
           </w:p>
         </w:tc>
@@ -878,7 +2768,7 @@
                 <w:i w:val="0"/>
                 <w:sz w:val="16"/>
               </w:rPr>
-              <w:t>S16</w:t>
+              <w:t>S07</w:t>
               <w:br/>
             </w:r>
             <w:r>
@@ -888,7 +2778,7 @@
                 <w:color w:val="64748B"/>
                 <w:sz w:val="14"/>
               </w:rPr>
-              <w:t>Agriculture</w:t>
+              <w:t>Consommation alimentaire</w:t>
             </w:r>
           </w:p>
         </w:tc>
@@ -904,7 +2794,7 @@
                 <w:color w:val="16A34A"/>
                 <w:sz w:val="16"/>
               </w:rPr>
-              <w:t>s00q07a, s00q08, s00q10, s00q13_0, s00q15_0, s00q17_0, s00q23a, s00q23b</w:t>
+              <w:t>—</w:t>
             </w:r>
           </w:p>
         </w:tc>
@@ -935,7 +2825,7 @@
                 <w:i w:val="0"/>
                 <w:sz w:val="17"/>
               </w:rPr>
-              <w:t>La somme des quantités consommées (0 kg), des quantités offertes (100 kg),  des quantités vendus (193 kg) et des quantités en stock (0 kg) depasse la quantité totale (193 kg) que le ménage a eu après la recolte de Arachide , prière de corriger cette incoherence.</w:t>
+              <w:t>Prière de corriger ou de confirmer avec le QG.</w:t>
             </w:r>
           </w:p>
         </w:tc>
@@ -950,10 +2840,10 @@
               <w:rPr>
                 <w:b/>
                 <w:i w:val="0"/>
-                <w:color w:val="DC2626"/>
-                <w:sz w:val="16"/>
-              </w:rPr>
-              <w:t>Haute</w:t>
+                <w:color w:val="EA580C"/>
+                <w:sz w:val="16"/>
+              </w:rPr>
+              <w:t>Moyenne</w:t>
             </w:r>
           </w:p>
         </w:tc>
@@ -968,7 +2858,7 @@
                 <w:i w:val="0"/>
                 <w:sz w:val="16"/>
               </w:rPr>
-              <w:t>S16</w:t>
+              <w:t>S07</w:t>
               <w:br/>
             </w:r>
             <w:r>
@@ -978,7 +2868,7 @@
                 <w:color w:val="64748B"/>
                 <w:sz w:val="14"/>
               </w:rPr>
-              <w:t>Agriculture</w:t>
+              <w:t>Consommation alimentaire</w:t>
             </w:r>
           </w:p>
         </w:tc>
@@ -994,7 +2884,7 @@
                 <w:color w:val="16A34A"/>
                 <w:sz w:val="16"/>
               </w:rPr>
-              <w:t>s16dq05a, s16dq05c</w:t>
+              <w:t>s00q08, s01q35, s01q36, s01q37, s02q01__3, s02q02__3, s03q21, s04q22</w:t>
             </w:r>
           </w:p>
         </w:tc>
@@ -1025,7 +2915,7 @@
                 <w:i w:val="0"/>
                 <w:sz w:val="17"/>
               </w:rPr>
-              <w:t>La quantité de s16dq05a estimée en Kg est incohérente avec la prise dans la question s16dq05c, prière de bien estimer et mettre la valeur exacte.</w:t>
+              <w:t>Attention ! Au moins une des informations prises au niveau des repas pris à l'extérieur pour l'ensemble du ménage (7a1) et celui pris par les membres individuellement sont identiques (7a2), prière de regarder toutes les informations prises au niveau de 7a1 si vous n'avez pas recondu une information d'un membre au niveau de 7a2.</w:t>
             </w:r>
           </w:p>
         </w:tc>
@@ -1040,10 +2930,10 @@
               <w:rPr>
                 <w:b/>
                 <w:i w:val="0"/>
-                <w:color w:val="DC2626"/>
-                <w:sz w:val="16"/>
-              </w:rPr>
-              <w:t>Haute</w:t>
+                <w:color w:val="EA580C"/>
+                <w:sz w:val="16"/>
+              </w:rPr>
+              <w:t>Moyenne</w:t>
             </w:r>
           </w:p>
         </w:tc>
@@ -1058,7 +2948,7 @@
                 <w:i w:val="0"/>
                 <w:sz w:val="16"/>
               </w:rPr>
-              <w:t>S20</w:t>
+              <w:t>S07</w:t>
               <w:br/>
             </w:r>
             <w:r>
@@ -1068,7 +2958,7 @@
                 <w:color w:val="64748B"/>
                 <w:sz w:val="14"/>
               </w:rPr>
-              <w:t>Gouvernance / autres</w:t>
+              <w:t>Consommation alimentaire</w:t>
             </w:r>
           </w:p>
         </w:tc>
@@ -1115,7 +3005,7 @@
                 <w:i w:val="0"/>
                 <w:sz w:val="17"/>
               </w:rPr>
-              <w:t>Incohérence détectée ! Le ménage a précédemment déclaré vivre « Bien » ou « Assez bien » selon son revenu en 20A.02.</w:t>
+              <w:t>Attention ! La dépense du répas pris à l'extérieur de Ibrahima niang (3600 Fcfa) au cours de 7 derniers jours est relativement élevé.</w:t>
             </w:r>
           </w:p>
         </w:tc>
@@ -1148,7 +3038,7 @@
                 <w:i w:val="0"/>
                 <w:sz w:val="16"/>
               </w:rPr>
-              <w:t>S00</w:t>
+              <w:t>S07</w:t>
               <w:br/>
             </w:r>
             <w:r>
@@ -1158,7 +3048,7 @@
                 <w:color w:val="64748B"/>
                 <w:sz w:val="14"/>
               </w:rPr>
-              <w:t>Identification</w:t>
+              <w:t>Consommation alimentaire</w:t>
             </w:r>
           </w:p>
         </w:tc>
@@ -1174,7 +3064,7 @@
                 <w:color w:val="16A34A"/>
                 <w:sz w:val="16"/>
               </w:rPr>
-              <w:t>s00q27</w:t>
+              <w:t>—</w:t>
             </w:r>
           </w:p>
         </w:tc>
@@ -1205,7 +3095,7 @@
                 <w:i w:val="0"/>
                 <w:sz w:val="17"/>
               </w:rPr>
-              <w:t>Le questionnaire semble ne pas être complètement fini mais le questionnaire est en statut complet, prière de compléter le questionnaire.</w:t>
+              <w:t>Prière de corriger ou de confirmer avec le QG.</w:t>
             </w:r>
           </w:p>
         </w:tc>
@@ -1238,7 +3128,7 @@
                 <w:i w:val="0"/>
                 <w:sz w:val="16"/>
               </w:rPr>
-              <w:t>S00</w:t>
+              <w:t>S07</w:t>
               <w:br/>
             </w:r>
             <w:r>
@@ -1248,7 +3138,7 @@
                 <w:color w:val="64748B"/>
                 <w:sz w:val="14"/>
               </w:rPr>
-              <w:t>Identification</w:t>
+              <w:t>Consommation alimentaire</w:t>
             </w:r>
           </w:p>
         </w:tc>
@@ -1295,7 +3185,7 @@
                 <w:i w:val="0"/>
                 <w:sz w:val="17"/>
               </w:rPr>
-              <w:t>L'adresse ou la localisation du ménage doit être bien renseignée, ne doit pas contenir des numéros de téléphone et elle semble courte pour être une adresse.</w:t>
+              <w:t>Attention ! Le prix unitaire d'achat (300 Fcfa) de Poisson frais yaboye ou obo (sardinelle) en Pièce (Moyen) est relativement élevé par rapport aux autres prix observés dans cette zone.</w:t>
             </w:r>
           </w:p>
         </w:tc>
@@ -1328,7 +3218,7 @@
                 <w:i w:val="0"/>
                 <w:sz w:val="16"/>
               </w:rPr>
-              <w:t>S00</w:t>
+              <w:t>S07</w:t>
               <w:br/>
             </w:r>
             <w:r>
@@ -1338,7 +3228,7 @@
                 <w:color w:val="64748B"/>
                 <w:sz w:val="14"/>
               </w:rPr>
-              <w:t>Identification</w:t>
+              <w:t>Consommation alimentaire</w:t>
             </w:r>
           </w:p>
         </w:tc>
@@ -1385,7 +3275,7 @@
                 <w:i w:val="0"/>
                 <w:sz w:val="17"/>
               </w:rPr>
-              <w:t>Prière de renseigner la bonne adresse.</w:t>
+              <w:t>Prière de corriger ou de confirmer avec le QG.</w:t>
             </w:r>
           </w:p>
         </w:tc>
@@ -1418,7 +3308,7 @@
                 <w:i w:val="0"/>
                 <w:sz w:val="16"/>
               </w:rPr>
-              <w:t>S01</w:t>
+              <w:t>S07</w:t>
               <w:br/>
             </w:r>
             <w:r>
@@ -1428,7 +3318,7 @@
                 <w:color w:val="64748B"/>
                 <w:sz w:val="14"/>
               </w:rPr>
-              <w:t>Démographie</w:t>
+              <w:t>Consommation alimentaire</w:t>
             </w:r>
           </w:p>
         </w:tc>
@@ -1444,7 +3334,7 @@
                 <w:color w:val="16A34A"/>
                 <w:sz w:val="16"/>
               </w:rPr>
-              <w:t>s1q05</w:t>
+              <w:t>—</w:t>
             </w:r>
           </w:p>
         </w:tc>
@@ -1475,7 +3365,7 @@
                 <w:i w:val="0"/>
                 <w:sz w:val="17"/>
               </w:rPr>
-              <w:t>Attention! Il ne devrait pas avoir NC parmis les modalité de la variable s1q05.</w:t>
+              <w:t>Attention ! Le prix unitaire d'achat (300 Fcfa) de Huile de palme raffinée en Litre (taille unique) est relativement faible par rapport aux autres prix observés dans cette zone.</w:t>
             </w:r>
           </w:p>
         </w:tc>
@@ -1508,7 +3398,7 @@
                 <w:i w:val="0"/>
                 <w:sz w:val="16"/>
               </w:rPr>
-              <w:t>S01</w:t>
+              <w:t>S09</w:t>
               <w:br/>
             </w:r>
             <w:r>
@@ -1518,7 +3408,7 @@
                 <w:color w:val="64748B"/>
                 <w:sz w:val="14"/>
               </w:rPr>
-              <w:t>Démographie</w:t>
+              <w:t>Dépenses non alimentaires</w:t>
             </w:r>
           </w:p>
         </w:tc>
@@ -1565,7 +3455,7 @@
                 <w:i w:val="0"/>
                 <w:sz w:val="17"/>
               </w:rPr>
-              <w:t>Soit alssane niang dispose d'un acte de naissance soit n'en dispose pas.</w:t>
+              <w:t>Attention ! La dépense totale du ménage de IBRAHIMA NIANG (111500 Fcfa) de la fête de Nouvel an 2026 est relativement élevé.</w:t>
             </w:r>
           </w:p>
         </w:tc>
@@ -1598,7 +3488,7 @@
                 <w:i w:val="0"/>
                 <w:sz w:val="16"/>
               </w:rPr>
-              <w:t>S01</w:t>
+              <w:t>S09</w:t>
               <w:br/>
             </w:r>
             <w:r>
@@ -1608,7 +3498,7 @@
                 <w:color w:val="64748B"/>
                 <w:sz w:val="14"/>
               </w:rPr>
-              <w:t>Démographie</w:t>
+              <w:t>Dépenses non alimentaires</w:t>
             </w:r>
           </w:p>
         </w:tc>
@@ -1655,7 +3545,7 @@
                 <w:i w:val="0"/>
                 <w:sz w:val="17"/>
               </w:rPr>
-              <w:t>Soit cheikh niang dispose d'un acte de naissance soit n'en dispose pas.</w:t>
+              <w:t>Prière de corriger ou de confirmer avec le QG.</w:t>
             </w:r>
           </w:p>
         </w:tc>
@@ -1688,7 +3578,7 @@
                 <w:i w:val="0"/>
                 <w:sz w:val="16"/>
               </w:rPr>
-              <w:t>S01</w:t>
+              <w:t>S09</w:t>
               <w:br/>
             </w:r>
             <w:r>
@@ -1698,7 +3588,7 @@
                 <w:color w:val="64748B"/>
                 <w:sz w:val="14"/>
               </w:rPr>
-              <w:t>Démographie</w:t>
+              <w:t>Dépenses non alimentaires</w:t>
             </w:r>
           </w:p>
         </w:tc>
@@ -1745,7 +3635,7 @@
                 <w:i w:val="0"/>
                 <w:sz w:val="17"/>
               </w:rPr>
-              <w:t>Soit ndaté niang dispose d'un acte de naissance soit n'en dispose pas.</w:t>
+              <w:t>Attention ! La dépense totale du ménage de IBRAHIMA NIANG (230000 Fcfa) de la fête de Magal est relativement élevé.</w:t>
             </w:r>
           </w:p>
         </w:tc>
@@ -1778,7 +3668,7 @@
                 <w:i w:val="0"/>
                 <w:sz w:val="16"/>
               </w:rPr>
-              <w:t>S01</w:t>
+              <w:t>S09</w:t>
               <w:br/>
             </w:r>
             <w:r>
@@ -1788,7 +3678,7 @@
                 <w:color w:val="64748B"/>
                 <w:sz w:val="14"/>
               </w:rPr>
-              <w:t>Démographie</w:t>
+              <w:t>Dépenses non alimentaires</w:t>
             </w:r>
           </w:p>
         </w:tc>
@@ -1835,7 +3725,7 @@
                 <w:i w:val="0"/>
                 <w:sz w:val="17"/>
               </w:rPr>
-              <w:t>Soit ramata niang dispose d'un acte de naissance soit n'en dispose pas.</w:t>
+              <w:t>Attention ! La dépense totale du ménage de IBRAHIMA NIANG (52500 Fcfa) de la fête de Noël 2025 est relativement élevé.</w:t>
             </w:r>
           </w:p>
         </w:tc>
@@ -1868,7 +3758,7 @@
                 <w:i w:val="0"/>
                 <w:sz w:val="16"/>
               </w:rPr>
-              <w:t>S01</w:t>
+              <w:t>S09</w:t>
               <w:br/>
             </w:r>
             <w:r>
@@ -1878,7 +3768,7 @@
                 <w:color w:val="64748B"/>
                 <w:sz w:val="14"/>
               </w:rPr>
-              <w:t>Démographie</w:t>
+              <w:t>Dépenses non alimentaires</w:t>
             </w:r>
           </w:p>
         </w:tc>
@@ -1925,7 +3815,7 @@
                 <w:i w:val="0"/>
                 <w:sz w:val="17"/>
               </w:rPr>
-              <w:t>Prière de verifier l'information donnée par Ramata niang fille du CM ou corriger au niveau de la section 1.</w:t>
+              <w:t>Attention ! La dépense totale du ménage de IBRAHIMA NIANG (716000 Fcfa) de la fête de Baptêmes est relativement élevé.</w:t>
             </w:r>
           </w:p>
         </w:tc>
@@ -1958,7 +3848,7 @@
                 <w:i w:val="0"/>
                 <w:sz w:val="16"/>
               </w:rPr>
-              <w:t>S01</w:t>
+              <w:t>S09</w:t>
               <w:br/>
             </w:r>
             <w:r>
@@ -1968,7 +3858,7 @@
                 <w:color w:val="64748B"/>
                 <w:sz w:val="14"/>
               </w:rPr>
-              <w:t>Démographie</w:t>
+              <w:t>Dépenses non alimentaires</w:t>
             </w:r>
           </w:p>
         </w:tc>
@@ -2015,7 +3905,7 @@
                 <w:i w:val="0"/>
                 <w:sz w:val="17"/>
               </w:rPr>
-              <w:t>Prière de verifier l'information donnée par awa niang ou corriger au niveau de la section 1.</w:t>
+              <w:t>Attention ! La dépense du ménage de IBRAHIMA NIANG (6700 Fcfa) au cours de 7 derniers jours de Transport urbain/rural par traction animale est relativement élevé.</w:t>
             </w:r>
           </w:p>
         </w:tc>
@@ -2048,7 +3938,7 @@
                 <w:i w:val="0"/>
                 <w:sz w:val="16"/>
               </w:rPr>
-              <w:t>S01</w:t>
+              <w:t>S09</w:t>
               <w:br/>
             </w:r>
             <w:r>
@@ -2058,7 +3948,7 @@
                 <w:color w:val="64748B"/>
                 <w:sz w:val="14"/>
               </w:rPr>
-              <w:t>Démographie</w:t>
+              <w:t>Dépenses non alimentaires</w:t>
             </w:r>
           </w:p>
         </w:tc>
@@ -2074,7 +3964,7 @@
                 <w:color w:val="16A34A"/>
                 <w:sz w:val="16"/>
               </w:rPr>
-              <w:t>s01q10_1</w:t>
+              <w:t>—</w:t>
             </w:r>
           </w:p>
         </w:tc>
@@ -2105,7 +3995,7 @@
                 <w:i w:val="0"/>
                 <w:sz w:val="17"/>
               </w:rPr>
-              <w:t>La taille du ménage lors de l'enquête principale (9) de ce ménage est inférieur à la taille du denombrement (15), prière de fournir des explications concrètes ou aller revisiter le ménage.</w:t>
+              <w:t>Prière de corriger ou de confirmer avec le QG.</w:t>
             </w:r>
           </w:p>
         </w:tc>
@@ -2138,7 +4028,7 @@
                 <w:i w:val="0"/>
                 <w:sz w:val="16"/>
               </w:rPr>
-              <w:t>S02</w:t>
+              <w:t>S09</w:t>
               <w:br/>
             </w:r>
             <w:r>
@@ -2148,7 +4038,7 @@
                 <w:color w:val="64748B"/>
                 <w:sz w:val="14"/>
               </w:rPr>
-              <w:t>Éducation</w:t>
+              <w:t>Dépenses non alimentaires</w:t>
             </w:r>
           </w:p>
         </w:tc>
@@ -2164,7 +4054,7 @@
                 <w:color w:val="16A34A"/>
                 <w:sz w:val="16"/>
               </w:rPr>
-              <w:t>—</w:t>
+              <w:t>s01q23, s01q00b, s01q23_autre</w:t>
             </w:r>
           </w:p>
         </w:tc>
@@ -2195,7 +4085,7 @@
                 <w:i w:val="0"/>
                 <w:sz w:val="17"/>
               </w:rPr>
-              <w:t>Attention!!! le montant payé pour les frais de scolarité ( 18000 FCFA) de ndaté niang  qui fréquente 2ème année de Maternelle semble faible.</w:t>
+              <w:t>La dernière fois que vous avez acheté Bois de chauffe ramassé/coupé (estimer la valeur) est dans la brousse et semble exister dans les modalités, prière de prendre attache avec le QG pour plus d'explication afin de la classer bien.</w:t>
             </w:r>
           </w:p>
         </w:tc>
@@ -2228,7 +4118,7 @@
                 <w:i w:val="0"/>
                 <w:sz w:val="16"/>
               </w:rPr>
-              <w:t>S02</w:t>
+              <w:t>S09</w:t>
               <w:br/>
             </w:r>
             <w:r>
@@ -2238,7 +4128,7 @@
                 <w:color w:val="64748B"/>
                 <w:sz w:val="14"/>
               </w:rPr>
-              <w:t>Éducation</w:t>
+              <w:t>Dépenses non alimentaires</w:t>
             </w:r>
           </w:p>
         </w:tc>
@@ -2285,7 +4175,7 @@
                 <w:i w:val="0"/>
                 <w:sz w:val="17"/>
               </w:rPr>
-              <w:t>Veuillez verifier cette information auprès de l'enquêté ou confirmer avec le QG.</w:t>
+              <w:t>Attention ! La dépense du ménage de IBRAHIMA NIANG (10400 Fcfa) au cours de 30 derniers jours de Serviettes hygiéniques, couches jetables pour bébé, etc est relativement élevé.</w:t>
             </w:r>
           </w:p>
         </w:tc>
@@ -2318,7 +4208,7 @@
                 <w:i w:val="0"/>
                 <w:sz w:val="16"/>
               </w:rPr>
-              <w:t>S02</w:t>
+              <w:t>S09</w:t>
               <w:br/>
             </w:r>
             <w:r>
@@ -2328,7 +4218,7 @@
                 <w:color w:val="64748B"/>
                 <w:sz w:val="14"/>
               </w:rPr>
-              <w:t>Éducation</w:t>
+              <w:t>Dépenses non alimentaires</w:t>
             </w:r>
           </w:p>
         </w:tc>
@@ -2375,7 +4265,7 @@
                 <w:i w:val="0"/>
                 <w:sz w:val="17"/>
               </w:rPr>
-              <w:t>veuillez, s'il vous plait, confirmer la cotisation ( 1200 FCFA) payée de ndaté niang avec le QG ou apporter les corrections nécessaires.</w:t>
+              <w:t>Prière de corriger ou de confirmer avec le QG.</w:t>
             </w:r>
           </w:p>
         </w:tc>
@@ -2408,7 +4298,7 @@
                 <w:i w:val="0"/>
                 <w:sz w:val="16"/>
               </w:rPr>
-              <w:t>S02</w:t>
+              <w:t>S09</w:t>
               <w:br/>
             </w:r>
             <w:r>
@@ -2418,7 +4308,7 @@
                 <w:color w:val="64748B"/>
                 <w:sz w:val="14"/>
               </w:rPr>
-              <w:t>Éducation</w:t>
+              <w:t>Dépenses non alimentaires</w:t>
             </w:r>
           </w:p>
         </w:tc>
@@ -2465,7 +4355,7 @@
                 <w:i w:val="0"/>
                 <w:sz w:val="17"/>
               </w:rPr>
-              <w:t>veuillez, s'il vous plait, confirmer la cotisation ( 2400 FCFA) payée de Ramata niang fille du CM avec le QG ou apporter les corrections nécessaires.</w:t>
+              <w:t>Attention ! La dépense du ménage de IBRAHIMA NIANG (15000 Fcfa) au cours de 30 derniers jours de Bois de chauffe acheté est relativement élevé.</w:t>
             </w:r>
           </w:p>
         </w:tc>
@@ -2498,7 +4388,7 @@
                 <w:i w:val="0"/>
                 <w:sz w:val="16"/>
               </w:rPr>
-              <w:t>S02</w:t>
+              <w:t>S09</w:t>
               <w:br/>
             </w:r>
             <w:r>
@@ -2508,7 +4398,7 @@
                 <w:color w:val="64748B"/>
                 <w:sz w:val="14"/>
               </w:rPr>
-              <w:t>Éducation</w:t>
+              <w:t>Dépenses non alimentaires</w:t>
             </w:r>
           </w:p>
         </w:tc>
@@ -2555,7 +4445,7 @@
                 <w:i w:val="0"/>
                 <w:sz w:val="17"/>
               </w:rPr>
-              <w:t>veuillez, s'il vous plait, confirmer la cotisation ( 2400 FCFA) payée de alssane niang avec le QG ou apporter les corrections nécessaires.</w:t>
+              <w:t>Attention ! La dépense du ménage de IBRAHIMA NIANG (16000 Fcfa) au cours de 30 derniers jours de Charbon de bois/Charbon minéral est relativement élevé.</w:t>
             </w:r>
           </w:p>
         </w:tc>
@@ -2588,7 +4478,7 @@
                 <w:i w:val="0"/>
                 <w:sz w:val="16"/>
               </w:rPr>
-              <w:t>S02</w:t>
+              <w:t>S09</w:t>
               <w:br/>
             </w:r>
             <w:r>
@@ -2598,7 +4488,7 @@
                 <w:color w:val="64748B"/>
                 <w:sz w:val="14"/>
               </w:rPr>
-              <w:t>Éducation</w:t>
+              <w:t>Dépenses non alimentaires</w:t>
             </w:r>
           </w:p>
         </w:tc>
@@ -2645,7 +4535,7 @@
                 <w:i w:val="0"/>
                 <w:sz w:val="17"/>
               </w:rPr>
-              <w:t>Attention ! Le frais de scolarité (30000 Fcfa) de alssane niang en 3ème année de Primaire est relativement élevé par rapport aux autres frais de scolarités observés dans cette zone.</w:t>
+              <w:t>Attention ! La dépense du ménage de IBRAHIMA NIANG (2000 Fcfa) au cours de 30 derniers jours de Frais de coiffure homme et femme (salon, tressage, mèches, coupe, etc.), manucure, pédicure est relativement élevé.</w:t>
             </w:r>
           </w:p>
         </w:tc>
@@ -2678,7 +4568,7 @@
                 <w:i w:val="0"/>
                 <w:sz w:val="16"/>
               </w:rPr>
-              <w:t>S02</w:t>
+              <w:t>S09</w:t>
               <w:br/>
             </w:r>
             <w:r>
@@ -2688,7 +4578,7 @@
                 <w:color w:val="64748B"/>
                 <w:sz w:val="14"/>
               </w:rPr>
-              <w:t>Éducation</w:t>
+              <w:t>Dépenses non alimentaires</w:t>
             </w:r>
           </w:p>
         </w:tc>
@@ -2735,7 +4625,7 @@
                 <w:i w:val="0"/>
                 <w:sz w:val="17"/>
               </w:rPr>
-              <w:t>Prière de corriger ou de confirmer avec le QG.</w:t>
+              <w:t>Attention ! La dépense du ménage de IBRAHIMA NIANG (4000 Fcfa) au cours de 30 derniers jours de Frais de mouture des céréales est relativement élevé.</w:t>
             </w:r>
           </w:p>
         </w:tc>
@@ -2768,7 +4658,7 @@
                 <w:i w:val="0"/>
                 <w:sz w:val="16"/>
               </w:rPr>
-              <w:t>S02</w:t>
+              <w:t>S09</w:t>
               <w:br/>
             </w:r>
             <w:r>
@@ -2778,7 +4668,7 @@
                 <w:color w:val="64748B"/>
                 <w:sz w:val="14"/>
               </w:rPr>
-              <w:t>Éducation</w:t>
+              <w:t>Dépenses non alimentaires</w:t>
             </w:r>
           </w:p>
         </w:tc>
@@ -2825,7 +4715,7 @@
                 <w:i w:val="0"/>
                 <w:sz w:val="17"/>
               </w:rPr>
-              <w:t>veuillez, s'il vous plait, confirmer les frais de scolarité ( 2000 FCFA) payée de ramata niang avec le QG ou apporter les corrections nécessaires.</w:t>
+              <w:t>Peu plausible! le montant de la dépense (5000 Fcfa) pour Brosse à dents semble trop élevé.</w:t>
             </w:r>
           </w:p>
         </w:tc>
@@ -2858,7 +4748,7 @@
                 <w:i w:val="0"/>
                 <w:sz w:val="16"/>
               </w:rPr>
-              <w:t>S02</w:t>
+              <w:t>S09</w:t>
               <w:br/>
             </w:r>
             <w:r>
@@ -2868,7 +4758,7 @@
                 <w:color w:val="64748B"/>
                 <w:sz w:val="14"/>
               </w:rPr>
-              <w:t>Éducation</w:t>
+              <w:t>Dépenses non alimentaires</w:t>
             </w:r>
           </w:p>
         </w:tc>
@@ -2915,7 +4805,7 @@
                 <w:i w:val="0"/>
                 <w:sz w:val="17"/>
               </w:rPr>
-              <w:t>veuillez, s'il vous plait, confirmer les frais de scolarité ( 2000 FCFA) payée de awa niang avec le QG ou apporter les corrections nécessaires.</w:t>
+              <w:t>Veuillez, s'il vous plaît, confirmer cette information avec le QG ou la corriger.</w:t>
             </w:r>
           </w:p>
         </w:tc>
@@ -2948,7 +4838,7 @@
                 <w:i w:val="0"/>
                 <w:sz w:val="16"/>
               </w:rPr>
-              <w:t>S03</w:t>
+              <w:t>S09</w:t>
               <w:br/>
             </w:r>
             <w:r>
@@ -2958,7 +4848,7 @@
                 <w:color w:val="64748B"/>
                 <w:sz w:val="14"/>
               </w:rPr>
-              <w:t>Santé</w:t>
+              <w:t>Dépenses non alimentaires</w:t>
             </w:r>
           </w:p>
         </w:tc>
@@ -2974,7 +4864,7 @@
                 <w:color w:val="16A34A"/>
                 <w:sz w:val="16"/>
               </w:rPr>
-              <w:t>s00q07a, s01q54a, s01q54b, s02q20, s02q21, s03q53, s01q00b</w:t>
+              <w:t>—</w:t>
             </w:r>
           </w:p>
         </w:tc>
@@ -3005,7 +4895,7 @@
                 <w:i w:val="0"/>
                 <w:sz w:val="17"/>
               </w:rPr>
-              <w:t>Le montant(128000 FCFA) des dépenses pour chaque visite prénatale de fatou sarr semble faible (voir nul) ou élevé, prière de corriger.</w:t>
+              <w:t>Attention ! La dépense du ménage de IBRAHIMA NIANG (5000 Fcfa) au cours de 3 derniers mois de Brosse à dents est relativement élevé.</w:t>
             </w:r>
           </w:p>
         </w:tc>
@@ -3038,7 +4928,7 @@
                 <w:i w:val="0"/>
                 <w:sz w:val="16"/>
               </w:rPr>
-              <w:t>S04</w:t>
+              <w:t>S09</w:t>
               <w:br/>
             </w:r>
             <w:r>
@@ -3048,7 +4938,7 @@
                 <w:color w:val="64748B"/>
                 <w:sz w:val="14"/>
               </w:rPr>
-              <w:t>Emploi</w:t>
+              <w:t>Dépenses non alimentaires</w:t>
             </w:r>
           </w:p>
         </w:tc>
@@ -3064,7 +4954,7 @@
                 <w:color w:val="16A34A"/>
                 <w:sz w:val="16"/>
               </w:rPr>
-              <w:t>s01q35, s01q36, s01q37, s02q04, s02q15, s03q13, s03q14, s03q15</w:t>
+              <w:t>—</w:t>
             </w:r>
           </w:p>
         </w:tc>
@@ -3095,7 +4985,7 @@
                 <w:i w:val="0"/>
                 <w:sz w:val="17"/>
               </w:rPr>
-              <w:t>Nombre de mois exercé  (3 mois) par Ibrahima niang dans l'emploi au cours des 12 derniers mois semble faible, veuillez corriger s'il vous plait ou comfirmer avec le QG.</w:t>
+              <w:t>Prière de corriger ou de confirmer avec le QG.</w:t>
             </w:r>
           </w:p>
         </w:tc>
@@ -3128,7 +5018,7 @@
                 <w:i w:val="0"/>
                 <w:sz w:val="16"/>
               </w:rPr>
-              <w:t>S04</w:t>
+              <w:t>S09</w:t>
               <w:br/>
             </w:r>
             <w:r>
@@ -3138,7 +5028,7 @@
                 <w:color w:val="64748B"/>
                 <w:sz w:val="14"/>
               </w:rPr>
-              <w:t>Emploi</w:t>
+              <w:t>Dépenses non alimentaires</w:t>
             </w:r>
           </w:p>
         </w:tc>
@@ -3185,7 +5075,7 @@
                 <w:i w:val="0"/>
                 <w:sz w:val="17"/>
               </w:rPr>
-              <w:t>Attention ! Le nombre de jours (6 jours) que Ibrahima niang a travaillés par mois semble être inférieur à 15.</w:t>
+              <w:t>Attention ! La dépense du ménage de IBRAHIMA NIANG (20000 Fcfa) au cours de 6 derniers mois de Sous-vêtements femme (15 ans et plus): slip, jupon, tee shirt,soutien gorge, collant, etc.</w:t>
             </w:r>
           </w:p>
         </w:tc>
@@ -3218,7 +5108,7 @@
                 <w:i w:val="0"/>
                 <w:sz w:val="16"/>
               </w:rPr>
-              <w:t>S04</w:t>
+              <w:t>S09</w:t>
               <w:br/>
             </w:r>
             <w:r>
@@ -3228,7 +5118,7 @@
                 <w:color w:val="64748B"/>
                 <w:sz w:val="14"/>
               </w:rPr>
-              <w:t>Emploi</w:t>
+              <w:t>Dépenses non alimentaires</w:t>
             </w:r>
           </w:p>
         </w:tc>
@@ -3275,7 +5165,7 @@
                 <w:i w:val="0"/>
                 <w:sz w:val="17"/>
               </w:rPr>
-              <w:t>Veuillez, s'il vous plaît, confirmer cette information.</w:t>
+              <w:t>est relativement élevé.</w:t>
             </w:r>
           </w:p>
         </w:tc>
@@ -3308,7 +5198,7 @@
                 <w:i w:val="0"/>
                 <w:sz w:val="16"/>
               </w:rPr>
-              <w:t>S07</w:t>
+              <w:t>S09</w:t>
               <w:br/>
             </w:r>
             <w:r>
@@ -3318,7 +5208,7 @@
                 <w:color w:val="64748B"/>
                 <w:sz w:val="14"/>
               </w:rPr>
-              <w:t>Consommation alimentaire</w:t>
+              <w:t>Dépenses non alimentaires</w:t>
             </w:r>
           </w:p>
         </w:tc>
@@ -3365,7 +5255,7 @@
                 <w:i w:val="0"/>
                 <w:sz w:val="17"/>
               </w:rPr>
-              <w:t>Attention ! La dépense du répas pris à l'ensemble du ménage de IBRAHIMA NIANG (7600 Fcfa) au cours de 7 derniers jours est relativement élevé.</w:t>
+              <w:t>Prière de corriger ou de confirmer avec le QG.</w:t>
             </w:r>
           </w:p>
         </w:tc>
@@ -3398,7 +5288,7 @@
                 <w:i w:val="0"/>
                 <w:sz w:val="16"/>
               </w:rPr>
-              <w:t>S07</w:t>
+              <w:t>S09</w:t>
               <w:br/>
             </w:r>
             <w:r>
@@ -3408,7 +5298,7 @@
                 <w:color w:val="64748B"/>
                 <w:sz w:val="14"/>
               </w:rPr>
-              <w:t>Consommation alimentaire</w:t>
+              <w:t>Dépenses non alimentaires</w:t>
             </w:r>
           </w:p>
         </w:tc>
@@ -3455,7 +5345,7 @@
                 <w:i w:val="0"/>
                 <w:sz w:val="17"/>
               </w:rPr>
-              <w:t>Prière de corriger ou de confirmer avec le QG.</w:t>
+              <w:t>Attention ! La dépense du ménage de IBRAHIMA NIANG (30000 Fcfa) au cours de 6 derniers mois de Vêtements enfants (0-14 ans): layette pour bébé, chemise, pantalon garçon, robe fillette, slip enfant, blouses, etc.</w:t>
             </w:r>
           </w:p>
         </w:tc>
@@ -3488,7 +5378,7 @@
                 <w:i w:val="0"/>
                 <w:sz w:val="16"/>
               </w:rPr>
-              <w:t>S07</w:t>
+              <w:t>S09</w:t>
               <w:br/>
             </w:r>
             <w:r>
@@ -3498,7 +5388,7 @@
                 <w:color w:val="64748B"/>
                 <w:sz w:val="14"/>
               </w:rPr>
-              <w:t>Consommation alimentaire</w:t>
+              <w:t>Dépenses non alimentaires</w:t>
             </w:r>
           </w:p>
         </w:tc>
@@ -3514,7 +5404,7 @@
                 <w:color w:val="16A34A"/>
                 <w:sz w:val="16"/>
               </w:rPr>
-              <w:t>s00q08, s01q35, s01q36, s01q37, s02q01__3, s02q02__3, s03q21, s04q22</w:t>
+              <w:t>—</w:t>
             </w:r>
           </w:p>
         </w:tc>
@@ -3545,7 +5435,7 @@
                 <w:i w:val="0"/>
                 <w:sz w:val="17"/>
               </w:rPr>
-              <w:t>Attention ! Au moins une des informations prises au niveau des repas pris à l'extérieur pour l'ensemble du ménage (7a1) et celui pris par les membres individuellement sont identiques (7a2), prière de regarder toutes les informations prises au niveau de 7a1 si vous n'avez pas recondu une information d'un membre au niveau de 7a2.</w:t>
+              <w:t>(Pas inclure les uniformes scolaires) est relativement élevé.</w:t>
             </w:r>
           </w:p>
         </w:tc>
@@ -3578,7 +5468,7 @@
                 <w:i w:val="0"/>
                 <w:sz w:val="16"/>
               </w:rPr>
-              <w:t>S07</w:t>
+              <w:t>S09</w:t>
               <w:br/>
             </w:r>
             <w:r>
@@ -3588,7 +5478,7 @@
                 <w:color w:val="64748B"/>
                 <w:sz w:val="14"/>
               </w:rPr>
-              <w:t>Consommation alimentaire</w:t>
+              <w:t>Dépenses non alimentaires</w:t>
             </w:r>
           </w:p>
         </w:tc>
@@ -3635,7 +5525,7 @@
                 <w:i w:val="0"/>
                 <w:sz w:val="17"/>
               </w:rPr>
-              <w:t>Attention ! La dépense du répas pris à l'extérieur de Ibrahima niang (3600 Fcfa) au cours de 7 derniers jours est relativement élevé.</w:t>
+              <w:t>Attention ! La dépense du ménage de IBRAHIMA NIANG (32000 Fcfa) au cours de 6 derniers mois de Chaussures enfants est relativement élevé.</w:t>
             </w:r>
           </w:p>
         </w:tc>
@@ -3668,7 +5558,7 @@
                 <w:i w:val="0"/>
                 <w:sz w:val="16"/>
               </w:rPr>
-              <w:t>S07</w:t>
+              <w:t>S09</w:t>
               <w:br/>
             </w:r>
             <w:r>
@@ -3678,7 +5568,7 @@
                 <w:color w:val="64748B"/>
                 <w:sz w:val="14"/>
               </w:rPr>
-              <w:t>Consommation alimentaire</w:t>
+              <w:t>Dépenses non alimentaires</w:t>
             </w:r>
           </w:p>
         </w:tc>
@@ -3725,7 +5615,7 @@
                 <w:i w:val="0"/>
                 <w:sz w:val="17"/>
               </w:rPr>
-              <w:t>Prière de corriger ou de confirmer avec le QG.</w:t>
+              <w:t>Attention ! La dépense du ménage de IBRAHIMA NIANG (40000 Fcfa) au cours de 6 derniers mois de Vêtements femmes (15 ans et plus): robe, jupe, pantalon, ensemble, etc.</w:t>
             </w:r>
           </w:p>
         </w:tc>
@@ -3758,7 +5648,7 @@
                 <w:i w:val="0"/>
                 <w:sz w:val="16"/>
               </w:rPr>
-              <w:t>S07</w:t>
+              <w:t>S09</w:t>
               <w:br/>
             </w:r>
             <w:r>
@@ -3768,7 +5658,7 @@
                 <w:color w:val="64748B"/>
                 <w:sz w:val="14"/>
               </w:rPr>
-              <w:t>Consommation alimentaire</w:t>
+              <w:t>Dépenses non alimentaires</w:t>
             </w:r>
           </w:p>
         </w:tc>
@@ -3815,7 +5705,7 @@
                 <w:i w:val="0"/>
                 <w:sz w:val="17"/>
               </w:rPr>
-              <w:t>Attention ! Le prix unitaire d'achat (300 Fcfa) de Poisson frais yaboye ou obo (sardinelle) en Pièce (Moyen) est relativement élevé par rapport aux autres prix observés dans cette zone.</w:t>
+              <w:t>Attention ! La dépense du ménage de IBRAHIMA NIANG (10000 Fcfa) au cours de 12 derniers mois de Frais de connexion au réseau de distribution d'électricité est relativement élevé.</w:t>
             </w:r>
           </w:p>
         </w:tc>
@@ -3848,7 +5738,7 @@
                 <w:i w:val="0"/>
                 <w:sz w:val="16"/>
               </w:rPr>
-              <w:t>S07</w:t>
+              <w:t>S09</w:t>
               <w:br/>
             </w:r>
             <w:r>
@@ -3858,7 +5748,7 @@
                 <w:color w:val="64748B"/>
                 <w:sz w:val="14"/>
               </w:rPr>
-              <w:t>Consommation alimentaire</w:t>
+              <w:t>Dépenses non alimentaires</w:t>
             </w:r>
           </w:p>
         </w:tc>
@@ -3938,7 +5828,7 @@
                 <w:i w:val="0"/>
                 <w:sz w:val="16"/>
               </w:rPr>
-              <w:t>S07</w:t>
+              <w:t>S09</w:t>
               <w:br/>
             </w:r>
             <w:r>
@@ -3948,7 +5838,7 @@
                 <w:color w:val="64748B"/>
                 <w:sz w:val="14"/>
               </w:rPr>
-              <w:t>Consommation alimentaire</w:t>
+              <w:t>Dépenses non alimentaires</w:t>
             </w:r>
           </w:p>
         </w:tc>
@@ -3995,7 +5885,7 @@
                 <w:i w:val="0"/>
                 <w:sz w:val="17"/>
               </w:rPr>
-              <w:t>Attention ! Le prix unitaire d'achat (300 Fcfa) de Huile de palme raffinée en Litre (taille unique) est relativement faible par rapport aux autres prix observés dans cette zone.</w:t>
+              <w:t>Attention ! La dépense du ménage de IBRAHIMA NIANG (120000 Fcfa) au cours de 12 derniers mois de Appareils de musique et d'images: radio, radio-cassette, chaîne de musique, TV, lecteur CD/DVD, MP3, MP4, caméra, camescope, etc est relativement élevé.</w:t>
             </w:r>
           </w:p>
         </w:tc>
@@ -4085,7 +5975,7 @@
                 <w:i w:val="0"/>
                 <w:sz w:val="17"/>
               </w:rPr>
-              <w:t>Attention ! La dépense totale du ménage de IBRAHIMA NIANG (111500 Fcfa) de la fête de Nouvel an 2026 est relativement élevé.</w:t>
+              <w:t>Attention ! La dépense du ménage de IBRAHIMA NIANG (15000 Fcfa) au cours de 12 derniers mois de Autres effets personnels :valise, sac voyage, sac main, perruques, chapeau, lunettes solaires, parapluies, parasol, canne, porte-monnaie/feuille, articles pour fumeurs (cendrier etc.); articles bébé (poussette, sièges), articles funéraires, etc est relativement élevé.</w:t>
             </w:r>
           </w:p>
         </w:tc>
@@ -4175,7 +6065,7 @@
                 <w:i w:val="0"/>
                 <w:sz w:val="17"/>
               </w:rPr>
-              <w:t>Prière de corriger ou de confirmer avec le QG.</w:t>
+              <w:t>Attention ! La dépense du ménage de IBRAHIMA NIANG (15000 Fcfa) au cours de 12 derniers mois de Autres matériaux pour construction ou grosses réparations logement: tôles, bois de charpente, planches, lattes, contre-plaqués, matériaux d'électricité, matériaux de plomberie, matériaux de peinture, carreaux, tapis et revêtement du sol, etc est relativement élevé.</w:t>
             </w:r>
           </w:p>
         </w:tc>
@@ -4265,7 +6155,7 @@
                 <w:i w:val="0"/>
                 <w:sz w:val="17"/>
               </w:rPr>
-              <w:t>Attention ! La dépense totale du ménage de IBRAHIMA NIANG (230000 Fcfa) de la fête de Magal est relativement élevé.</w:t>
+              <w:t>Attention ! La dépense du ménage de IBRAHIMA NIANG (2000 Fcfa) au cours de 12 derniers mois de Outillage de maison: outils de bricolage (marteau, tournevis, etc.); outil de jardinage (pelle, râteau, brouette, etc.); est relativement élevé.</w:t>
             </w:r>
           </w:p>
         </w:tc>
@@ -4355,7 +6245,7 @@
                 <w:i w:val="0"/>
                 <w:sz w:val="17"/>
               </w:rPr>
-              <w:t>Attention ! La dépense totale du ménage de IBRAHIMA NIANG (52500 Fcfa) de la fête de Noël 2025 est relativement élevé.</w:t>
+              <w:t>Attention ! La dépense du ménage de IBRAHIMA NIANG (20000 Fcfa) au cours de 12 derniers mois de Autres ustensiles de ménage: seau, bouilloire, biberon, poubelle, tasses, cafétière non électrique, théière, calebasse, louche, jarre, canari, mortier, pilon, etc est relativement élevé.</w:t>
             </w:r>
           </w:p>
         </w:tc>
@@ -4445,7 +6335,7 @@
                 <w:i w:val="0"/>
                 <w:sz w:val="17"/>
               </w:rPr>
-              <w:t>Attention ! La dépense totale du ménage de IBRAHIMA NIANG (716000 Fcfa) de la fête de Baptêmes est relativement élevé.</w:t>
+              <w:t>Attention ! La dépense du ménage de IBRAHIMA NIANG (20000 Fcfa) au cours de 12 derniers mois de Vaisselle: assiettes, couteau, fourchette, cuillère, gobelets, verres, etc est relativement élevé.</w:t>
             </w:r>
           </w:p>
         </w:tc>
@@ -4535,7 +6425,7 @@
                 <w:i w:val="0"/>
                 <w:sz w:val="17"/>
               </w:rPr>
-              <w:t>Attention ! La dépense du ménage de IBRAHIMA NIANG (6700 Fcfa) au cours de 7 derniers jours de Transport urbain/rural par traction animale est relativement élevé.</w:t>
+              <w:t>Attention ! La dépense du ménage de IBRAHIMA NIANG (240000 Fcfa) au cours de 12 derniers mois de Achat d'un téléphone portable est relativement élevé.</w:t>
             </w:r>
           </w:p>
         </w:tc>
@@ -4625,7 +6515,7 @@
                 <w:i w:val="0"/>
                 <w:sz w:val="17"/>
               </w:rPr>
-              <w:t>Prière de corriger ou de confirmer avec le QG.</w:t>
+              <w:t>Attention ! La dépense du ménage de IBRAHIMA NIANG (25000 Fcfa) au cours de 12 derniers mois de Réparation d'appareils électro-ménagers (fer à repasser, frigo, cuisinière, four, réchaud, climatiseur, ventilateur, chauffe-eau, etc.</w:t>
             </w:r>
           </w:p>
         </w:tc>
@@ -4684,7 +6574,7 @@
                 <w:color w:val="16A34A"/>
                 <w:sz w:val="16"/>
               </w:rPr>
-              <w:t>s01q23, s01q00b, s01q23_autre</w:t>
+              <w:t>—</w:t>
             </w:r>
           </w:p>
         </w:tc>
@@ -4715,7 +6605,7 @@
                 <w:i w:val="0"/>
                 <w:sz w:val="17"/>
               </w:rPr>
-              <w:t>La dernière fois que vous avez acheté Bois de chauffe ramassé/coupé (estimer la valeur) est dans la brousse et semble exister dans les modalités, prière de prendre attache avec le QG pour plus d'explication afin de la classer bien.</w:t>
+              <w:t>) est relativement élevé.</w:t>
             </w:r>
           </w:p>
         </w:tc>
@@ -4805,7 +6695,7 @@
                 <w:i w:val="0"/>
                 <w:sz w:val="17"/>
               </w:rPr>
-              <w:t>Attention ! La dépense du ménage de IBRAHIMA NIANG (10400 Fcfa) au cours de 30 derniers jours de Serviettes hygiéniques, couches jetables pour bébé, etc est relativement élevé.</w:t>
+              <w:t>Attention ! La dépense du ménage de IBRAHIMA NIANG (265000 Fcfa) au cours de 12 derniers mois de Matériaux de maçonnerie pour la construction ou les grosses réparations de logement: ciment, briques, fer à béton, sable, gravier, parpaings, etc est relativement élevé.</w:t>
             </w:r>
           </w:p>
         </w:tc>
@@ -4895,7 +6785,7 @@
                 <w:i w:val="0"/>
                 <w:sz w:val="17"/>
               </w:rPr>
-              <w:t>Prière de corriger ou de confirmer avec le QG.</w:t>
+              <w:t>Attention ! La dépense du ménage de IBRAHIMA NIANG (27000 Fcfa) au cours de 12 derniers mois de Boucle d'oreilles, colliers, bracelets, bijoux, autres articles de bijouterie et joaillerie n.d.a est relativement élevé.</w:t>
             </w:r>
           </w:p>
         </w:tc>
@@ -4985,7 +6875,7 @@
                 <w:i w:val="0"/>
                 <w:sz w:val="17"/>
               </w:rPr>
-              <w:t>Attention ! La dépense du ménage de IBRAHIMA NIANG (15000 Fcfa) au cours de 30 derniers jours de Bois de chauffe acheté est relativement élevé.</w:t>
+              <w:t>Attention ! La dépense du ménage de IBRAHIMA NIANG (30000 Fcfa) au cours de 12 derniers mois de Matériel pour l'entretien et les petites réparations du logement (remplacement d'une tôle, d'une vitre, etc.</w:t>
             </w:r>
           </w:p>
         </w:tc>
@@ -5075,7 +6965,7 @@
                 <w:i w:val="0"/>
                 <w:sz w:val="17"/>
               </w:rPr>
-              <w:t>Attention ! La dépense du ménage de IBRAHIMA NIANG (16000 Fcfa) au cours de 30 derniers jours de Charbon de bois/Charbon minéral est relativement élevé.</w:t>
+              <w:t>Attention ! La dépense du ménage de IBRAHIMA NIANG (7500 Fcfa) au cours de 12 derniers mois de Articles de sport et de détente: ballon, jeu ludo, poids (pétanque), jeu de carte, jouets pour enfants, jeux vidéo, petits instruments de musique, etc est relativement élevé.</w:t>
             </w:r>
           </w:p>
         </w:tc>
@@ -5165,7 +7055,7 @@
                 <w:i w:val="0"/>
                 <w:sz w:val="17"/>
               </w:rPr>
-              <w:t>Attention ! La dépense du ménage de IBRAHIMA NIANG (2000 Fcfa) au cours de 30 derniers jours de Frais de coiffure homme et femme (salon, tressage, mèches, coupe, etc.), manucure, pédicure est relativement élevé.</w:t>
+              <w:t>Peu plausible! le montant de la dépense pour Frais d'acquisition d'un terrain ou d'un logement semble trop faible ou  élevé.</w:t>
             </w:r>
           </w:p>
         </w:tc>
@@ -5255,7 +7145,7 @@
                 <w:i w:val="0"/>
                 <w:sz w:val="17"/>
               </w:rPr>
-              <w:t>Attention ! La dépense du ménage de IBRAHIMA NIANG (4000 Fcfa) au cours de 30 derniers jours de Frais de mouture des céréales est relativement élevé.</w:t>
+              <w:t>Veuillez, s'il vous plaît, confirmer cette information avec le QG ou la corriger.</w:t>
             </w:r>
           </w:p>
         </w:tc>
@@ -5345,7 +7235,7 @@
                 <w:i w:val="0"/>
                 <w:sz w:val="17"/>
               </w:rPr>
-              <w:t>Peu plausible! le montant de la dépense (5000 Fcfa) pour Brosse à dents semble trop élevé.</w:t>
+              <w:t>Attention ! La dépense du ménage de IBRAHIMA NIANG (24000 Fcfa) au cours de 12 derniers mois de Frais d'acquisition d'un terrain ou d'un logement est relativement élevé.</w:t>
             </w:r>
           </w:p>
         </w:tc>
@@ -5378,7 +7268,7 @@
                 <w:i w:val="0"/>
                 <w:sz w:val="16"/>
               </w:rPr>
-              <w:t>S09</w:t>
+              <w:t>S11</w:t>
               <w:br/>
             </w:r>
             <w:r>
@@ -5388,7 +7278,7 @@
                 <w:color w:val="64748B"/>
                 <w:sz w:val="14"/>
               </w:rPr>
-              <w:t>Dépenses non alimentaires</w:t>
+              <w:t>Logement / cadre de vie</w:t>
             </w:r>
           </w:p>
         </w:tc>
@@ -5435,7 +7325,7 @@
                 <w:i w:val="0"/>
                 <w:sz w:val="17"/>
               </w:rPr>
-              <w:t>Veuillez, s'il vous plaît, confirmer cette information avec le QG ou la corriger.</w:t>
+              <w:t>Attention!!! Les ménages vivants dans un(e) Maison Basse à LOUGA Rural ont généralement comme principal matériau du toit le/la Dalle en ciment, mais celui du ménage de IBRAHIMA NIANG (Tôles) diffère de celui-ci.</w:t>
             </w:r>
           </w:p>
         </w:tc>
@@ -5468,7 +7358,7 @@
                 <w:i w:val="0"/>
                 <w:sz w:val="16"/>
               </w:rPr>
-              <w:t>S09</w:t>
+              <w:t>S11</w:t>
               <w:br/>
             </w:r>
             <w:r>
@@ -5478,7 +7368,7 @@
                 <w:color w:val="64748B"/>
                 <w:sz w:val="14"/>
               </w:rPr>
-              <w:t>Dépenses non alimentaires</w:t>
+              <w:t>Logement / cadre de vie</w:t>
             </w:r>
           </w:p>
         </w:tc>
@@ -5525,7 +7415,7 @@
                 <w:i w:val="0"/>
                 <w:sz w:val="17"/>
               </w:rPr>
-              <w:t>Attention ! La dépense du ménage de IBRAHIMA NIANG (5000 Fcfa) au cours de 3 derniers mois de Brosse à dents est relativement élevé.</w:t>
+              <w:t>Prière de vérifier pour être sûr que vous avez choisi les bonnes modalités des questions 11.01 et 11.19.</w:t>
             </w:r>
           </w:p>
         </w:tc>
@@ -5558,7 +7448,7 @@
                 <w:i w:val="0"/>
                 <w:sz w:val="16"/>
               </w:rPr>
-              <w:t>S09</w:t>
+              <w:t>S11</w:t>
               <w:br/>
             </w:r>
             <w:r>
@@ -5568,7 +7458,7 @@
                 <w:color w:val="64748B"/>
                 <w:sz w:val="14"/>
               </w:rPr>
-              <w:t>Dépenses non alimentaires</w:t>
+              <w:t>Logement / cadre de vie</w:t>
             </w:r>
           </w:p>
         </w:tc>
@@ -5615,7 +7505,7 @@
                 <w:i w:val="0"/>
                 <w:sz w:val="17"/>
               </w:rPr>
-              <w:t>Prière de corriger ou de confirmer avec le QG.</w:t>
+              <w:t>Merci de ne pas corriger si vous êtes sûr de celui donné par le ménage et observé par vous.</w:t>
             </w:r>
           </w:p>
         </w:tc>
@@ -5648,7 +7538,7 @@
                 <w:i w:val="0"/>
                 <w:sz w:val="16"/>
               </w:rPr>
-              <w:t>S09</w:t>
+              <w:t>S11</w:t>
               <w:br/>
             </w:r>
             <w:r>
@@ -5658,7 +7548,7 @@
                 <w:color w:val="64748B"/>
                 <w:sz w:val="14"/>
               </w:rPr>
-              <w:t>Dépenses non alimentaires</w:t>
+              <w:t>Logement / cadre de vie</w:t>
             </w:r>
           </w:p>
         </w:tc>
@@ -5705,2617 +7595,7 @@
                 <w:i w:val="0"/>
                 <w:sz w:val="17"/>
               </w:rPr>
-              <w:t>Attention ! La dépense du ménage de IBRAHIMA NIANG (20000 Fcfa) au cours de 6 derniers mois de Sous-vêtements femme (15 ans et plus): slip, jupon, tee shirt,soutien gorge, collant, etc.</w:t>
-            </w:r>
-          </w:p>
-        </w:tc>
-      </w:tr>
-      <w:tr>
-        <w:tc>
-          <w:tcPr>
-            <w:tcW w:type="dxa" w:w="964"/>
-          </w:tcPr>
-          <w:p>
-            <w:r>
-              <w:rPr>
-                <w:b/>
-                <w:i w:val="0"/>
-                <w:color w:val="EA580C"/>
-                <w:sz w:val="16"/>
-              </w:rPr>
-              <w:t>Moyenne</w:t>
-            </w:r>
-          </w:p>
-        </w:tc>
-        <w:tc>
-          <w:tcPr>
-            <w:tcW w:type="dxa" w:w="1247"/>
-          </w:tcPr>
-          <w:p>
-            <w:r>
-              <w:rPr>
-                <w:b/>
-                <w:i w:val="0"/>
-                <w:sz w:val="16"/>
-              </w:rPr>
-              <w:t>S09</w:t>
-              <w:br/>
-            </w:r>
-            <w:r>
-              <w:rPr>
-                <w:b w:val="0"/>
-                <w:i w:val="0"/>
-                <w:color w:val="64748B"/>
-                <w:sz w:val="14"/>
-              </w:rPr>
-              <w:t>Dépenses non alimentaires</w:t>
-            </w:r>
-          </w:p>
-        </w:tc>
-        <w:tc>
-          <w:tcPr>
-            <w:tcW w:type="dxa" w:w="1531"/>
-          </w:tcPr>
-          <w:p>
-            <w:r>
-              <w:rPr>
-                <w:b/>
-                <w:i w:val="0"/>
-                <w:color w:val="16A34A"/>
-                <w:sz w:val="16"/>
-              </w:rPr>
-              <w:t>—</w:t>
-            </w:r>
-          </w:p>
-        </w:tc>
-        <w:tc>
-          <w:tcPr>
-            <w:tcW w:type="dxa" w:w="1191"/>
-          </w:tcPr>
-          <w:p>
-            <w:r>
-              <w:rPr>
-                <w:b w:val="0"/>
-                <w:i w:val="0"/>
-                <w:color w:val="64748B"/>
-                <w:sz w:val="16"/>
-              </w:rPr>
-              <w:t>GT-CQ</w:t>
-            </w:r>
-          </w:p>
-        </w:tc>
-        <w:tc>
-          <w:tcPr>
-            <w:tcW w:type="dxa" w:w="4706"/>
-          </w:tcPr>
-          <w:p>
-            <w:r>
-              <w:rPr>
-                <w:b w:val="0"/>
-                <w:i w:val="0"/>
-                <w:sz w:val="17"/>
-              </w:rPr>
-              <w:t>est relativement élevé.</w:t>
-            </w:r>
-          </w:p>
-        </w:tc>
-      </w:tr>
-      <w:tr>
-        <w:tc>
-          <w:tcPr>
-            <w:tcW w:type="dxa" w:w="964"/>
-          </w:tcPr>
-          <w:p>
-            <w:r>
-              <w:rPr>
-                <w:b/>
-                <w:i w:val="0"/>
-                <w:color w:val="EA580C"/>
-                <w:sz w:val="16"/>
-              </w:rPr>
-              <w:t>Moyenne</w:t>
-            </w:r>
-          </w:p>
-        </w:tc>
-        <w:tc>
-          <w:tcPr>
-            <w:tcW w:type="dxa" w:w="1247"/>
-          </w:tcPr>
-          <w:p>
-            <w:r>
-              <w:rPr>
-                <w:b/>
-                <w:i w:val="0"/>
-                <w:sz w:val="16"/>
-              </w:rPr>
-              <w:t>S09</w:t>
-              <w:br/>
-            </w:r>
-            <w:r>
-              <w:rPr>
-                <w:b w:val="0"/>
-                <w:i w:val="0"/>
-                <w:color w:val="64748B"/>
-                <w:sz w:val="14"/>
-              </w:rPr>
-              <w:t>Dépenses non alimentaires</w:t>
-            </w:r>
-          </w:p>
-        </w:tc>
-        <w:tc>
-          <w:tcPr>
-            <w:tcW w:type="dxa" w:w="1531"/>
-          </w:tcPr>
-          <w:p>
-            <w:r>
-              <w:rPr>
-                <w:b/>
-                <w:i w:val="0"/>
-                <w:color w:val="16A34A"/>
-                <w:sz w:val="16"/>
-              </w:rPr>
-              <w:t>—</w:t>
-            </w:r>
-          </w:p>
-        </w:tc>
-        <w:tc>
-          <w:tcPr>
-            <w:tcW w:type="dxa" w:w="1191"/>
-          </w:tcPr>
-          <w:p>
-            <w:r>
-              <w:rPr>
-                <w:b w:val="0"/>
-                <w:i w:val="0"/>
-                <w:color w:val="64748B"/>
-                <w:sz w:val="16"/>
-              </w:rPr>
-              <w:t>GT-CQ</w:t>
-            </w:r>
-          </w:p>
-        </w:tc>
-        <w:tc>
-          <w:tcPr>
-            <w:tcW w:type="dxa" w:w="4706"/>
-          </w:tcPr>
-          <w:p>
-            <w:r>
-              <w:rPr>
-                <w:b w:val="0"/>
-                <w:i w:val="0"/>
-                <w:sz w:val="17"/>
-              </w:rPr>
-              <w:t>Prière de corriger ou de confirmer avec le QG.</w:t>
-            </w:r>
-          </w:p>
-        </w:tc>
-      </w:tr>
-      <w:tr>
-        <w:tc>
-          <w:tcPr>
-            <w:tcW w:type="dxa" w:w="964"/>
-          </w:tcPr>
-          <w:p>
-            <w:r>
-              <w:rPr>
-                <w:b/>
-                <w:i w:val="0"/>
-                <w:color w:val="EA580C"/>
-                <w:sz w:val="16"/>
-              </w:rPr>
-              <w:t>Moyenne</w:t>
-            </w:r>
-          </w:p>
-        </w:tc>
-        <w:tc>
-          <w:tcPr>
-            <w:tcW w:type="dxa" w:w="1247"/>
-          </w:tcPr>
-          <w:p>
-            <w:r>
-              <w:rPr>
-                <w:b/>
-                <w:i w:val="0"/>
-                <w:sz w:val="16"/>
-              </w:rPr>
-              <w:t>S09</w:t>
-              <w:br/>
-            </w:r>
-            <w:r>
-              <w:rPr>
-                <w:b w:val="0"/>
-                <w:i w:val="0"/>
-                <w:color w:val="64748B"/>
-                <w:sz w:val="14"/>
-              </w:rPr>
-              <w:t>Dépenses non alimentaires</w:t>
-            </w:r>
-          </w:p>
-        </w:tc>
-        <w:tc>
-          <w:tcPr>
-            <w:tcW w:type="dxa" w:w="1531"/>
-          </w:tcPr>
-          <w:p>
-            <w:r>
-              <w:rPr>
-                <w:b/>
-                <w:i w:val="0"/>
-                <w:color w:val="16A34A"/>
-                <w:sz w:val="16"/>
-              </w:rPr>
-              <w:t>—</w:t>
-            </w:r>
-          </w:p>
-        </w:tc>
-        <w:tc>
-          <w:tcPr>
-            <w:tcW w:type="dxa" w:w="1191"/>
-          </w:tcPr>
-          <w:p>
-            <w:r>
-              <w:rPr>
-                <w:b w:val="0"/>
-                <w:i w:val="0"/>
-                <w:color w:val="64748B"/>
-                <w:sz w:val="16"/>
-              </w:rPr>
-              <w:t>GT-CQ</w:t>
-            </w:r>
-          </w:p>
-        </w:tc>
-        <w:tc>
-          <w:tcPr>
-            <w:tcW w:type="dxa" w:w="4706"/>
-          </w:tcPr>
-          <w:p>
-            <w:r>
-              <w:rPr>
-                <w:b w:val="0"/>
-                <w:i w:val="0"/>
-                <w:sz w:val="17"/>
-              </w:rPr>
-              <w:t>Attention ! La dépense du ménage de IBRAHIMA NIANG (30000 Fcfa) au cours de 6 derniers mois de Vêtements enfants (0-14 ans): layette pour bébé, chemise, pantalon garçon, robe fillette, slip enfant, blouses, etc.</w:t>
-            </w:r>
-          </w:p>
-        </w:tc>
-      </w:tr>
-      <w:tr>
-        <w:tc>
-          <w:tcPr>
-            <w:tcW w:type="dxa" w:w="964"/>
-          </w:tcPr>
-          <w:p>
-            <w:r>
-              <w:rPr>
-                <w:b/>
-                <w:i w:val="0"/>
-                <w:color w:val="EA580C"/>
-                <w:sz w:val="16"/>
-              </w:rPr>
-              <w:t>Moyenne</w:t>
-            </w:r>
-          </w:p>
-        </w:tc>
-        <w:tc>
-          <w:tcPr>
-            <w:tcW w:type="dxa" w:w="1247"/>
-          </w:tcPr>
-          <w:p>
-            <w:r>
-              <w:rPr>
-                <w:b/>
-                <w:i w:val="0"/>
-                <w:sz w:val="16"/>
-              </w:rPr>
-              <w:t>S09</w:t>
-              <w:br/>
-            </w:r>
-            <w:r>
-              <w:rPr>
-                <w:b w:val="0"/>
-                <w:i w:val="0"/>
-                <w:color w:val="64748B"/>
-                <w:sz w:val="14"/>
-              </w:rPr>
-              <w:t>Dépenses non alimentaires</w:t>
-            </w:r>
-          </w:p>
-        </w:tc>
-        <w:tc>
-          <w:tcPr>
-            <w:tcW w:type="dxa" w:w="1531"/>
-          </w:tcPr>
-          <w:p>
-            <w:r>
-              <w:rPr>
-                <w:b/>
-                <w:i w:val="0"/>
-                <w:color w:val="16A34A"/>
-                <w:sz w:val="16"/>
-              </w:rPr>
-              <w:t>—</w:t>
-            </w:r>
-          </w:p>
-        </w:tc>
-        <w:tc>
-          <w:tcPr>
-            <w:tcW w:type="dxa" w:w="1191"/>
-          </w:tcPr>
-          <w:p>
-            <w:r>
-              <w:rPr>
-                <w:b w:val="0"/>
-                <w:i w:val="0"/>
-                <w:color w:val="64748B"/>
-                <w:sz w:val="16"/>
-              </w:rPr>
-              <w:t>GT-CQ</w:t>
-            </w:r>
-          </w:p>
-        </w:tc>
-        <w:tc>
-          <w:tcPr>
-            <w:tcW w:type="dxa" w:w="4706"/>
-          </w:tcPr>
-          <w:p>
-            <w:r>
-              <w:rPr>
-                <w:b w:val="0"/>
-                <w:i w:val="0"/>
-                <w:sz w:val="17"/>
-              </w:rPr>
-              <w:t>(Pas inclure les uniformes scolaires) est relativement élevé.</w:t>
-            </w:r>
-          </w:p>
-        </w:tc>
-      </w:tr>
-      <w:tr>
-        <w:tc>
-          <w:tcPr>
-            <w:tcW w:type="dxa" w:w="964"/>
-          </w:tcPr>
-          <w:p>
-            <w:r>
-              <w:rPr>
-                <w:b/>
-                <w:i w:val="0"/>
-                <w:color w:val="EA580C"/>
-                <w:sz w:val="16"/>
-              </w:rPr>
-              <w:t>Moyenne</w:t>
-            </w:r>
-          </w:p>
-        </w:tc>
-        <w:tc>
-          <w:tcPr>
-            <w:tcW w:type="dxa" w:w="1247"/>
-          </w:tcPr>
-          <w:p>
-            <w:r>
-              <w:rPr>
-                <w:b/>
-                <w:i w:val="0"/>
-                <w:sz w:val="16"/>
-              </w:rPr>
-              <w:t>S09</w:t>
-              <w:br/>
-            </w:r>
-            <w:r>
-              <w:rPr>
-                <w:b w:val="0"/>
-                <w:i w:val="0"/>
-                <w:color w:val="64748B"/>
-                <w:sz w:val="14"/>
-              </w:rPr>
-              <w:t>Dépenses non alimentaires</w:t>
-            </w:r>
-          </w:p>
-        </w:tc>
-        <w:tc>
-          <w:tcPr>
-            <w:tcW w:type="dxa" w:w="1531"/>
-          </w:tcPr>
-          <w:p>
-            <w:r>
-              <w:rPr>
-                <w:b/>
-                <w:i w:val="0"/>
-                <w:color w:val="16A34A"/>
-                <w:sz w:val="16"/>
-              </w:rPr>
-              <w:t>—</w:t>
-            </w:r>
-          </w:p>
-        </w:tc>
-        <w:tc>
-          <w:tcPr>
-            <w:tcW w:type="dxa" w:w="1191"/>
-          </w:tcPr>
-          <w:p>
-            <w:r>
-              <w:rPr>
-                <w:b w:val="0"/>
-                <w:i w:val="0"/>
-                <w:color w:val="64748B"/>
-                <w:sz w:val="16"/>
-              </w:rPr>
-              <w:t>GT-CQ</w:t>
-            </w:r>
-          </w:p>
-        </w:tc>
-        <w:tc>
-          <w:tcPr>
-            <w:tcW w:type="dxa" w:w="4706"/>
-          </w:tcPr>
-          <w:p>
-            <w:r>
-              <w:rPr>
-                <w:b w:val="0"/>
-                <w:i w:val="0"/>
-                <w:sz w:val="17"/>
-              </w:rPr>
-              <w:t>Attention ! La dépense du ménage de IBRAHIMA NIANG (32000 Fcfa) au cours de 6 derniers mois de Chaussures enfants est relativement élevé.</w:t>
-            </w:r>
-          </w:p>
-        </w:tc>
-      </w:tr>
-      <w:tr>
-        <w:tc>
-          <w:tcPr>
-            <w:tcW w:type="dxa" w:w="964"/>
-          </w:tcPr>
-          <w:p>
-            <w:r>
-              <w:rPr>
-                <w:b/>
-                <w:i w:val="0"/>
-                <w:color w:val="EA580C"/>
-                <w:sz w:val="16"/>
-              </w:rPr>
-              <w:t>Moyenne</w:t>
-            </w:r>
-          </w:p>
-        </w:tc>
-        <w:tc>
-          <w:tcPr>
-            <w:tcW w:type="dxa" w:w="1247"/>
-          </w:tcPr>
-          <w:p>
-            <w:r>
-              <w:rPr>
-                <w:b/>
-                <w:i w:val="0"/>
-                <w:sz w:val="16"/>
-              </w:rPr>
-              <w:t>S09</w:t>
-              <w:br/>
-            </w:r>
-            <w:r>
-              <w:rPr>
-                <w:b w:val="0"/>
-                <w:i w:val="0"/>
-                <w:color w:val="64748B"/>
-                <w:sz w:val="14"/>
-              </w:rPr>
-              <w:t>Dépenses non alimentaires</w:t>
-            </w:r>
-          </w:p>
-        </w:tc>
-        <w:tc>
-          <w:tcPr>
-            <w:tcW w:type="dxa" w:w="1531"/>
-          </w:tcPr>
-          <w:p>
-            <w:r>
-              <w:rPr>
-                <w:b/>
-                <w:i w:val="0"/>
-                <w:color w:val="16A34A"/>
-                <w:sz w:val="16"/>
-              </w:rPr>
-              <w:t>—</w:t>
-            </w:r>
-          </w:p>
-        </w:tc>
-        <w:tc>
-          <w:tcPr>
-            <w:tcW w:type="dxa" w:w="1191"/>
-          </w:tcPr>
-          <w:p>
-            <w:r>
-              <w:rPr>
-                <w:b w:val="0"/>
-                <w:i w:val="0"/>
-                <w:color w:val="64748B"/>
-                <w:sz w:val="16"/>
-              </w:rPr>
-              <w:t>GT-CQ</w:t>
-            </w:r>
-          </w:p>
-        </w:tc>
-        <w:tc>
-          <w:tcPr>
-            <w:tcW w:type="dxa" w:w="4706"/>
-          </w:tcPr>
-          <w:p>
-            <w:r>
-              <w:rPr>
-                <w:b w:val="0"/>
-                <w:i w:val="0"/>
-                <w:sz w:val="17"/>
-              </w:rPr>
-              <w:t>Attention ! La dépense du ménage de IBRAHIMA NIANG (40000 Fcfa) au cours de 6 derniers mois de Vêtements femmes (15 ans et plus): robe, jupe, pantalon, ensemble, etc.</w:t>
-            </w:r>
-          </w:p>
-        </w:tc>
-      </w:tr>
-      <w:tr>
-        <w:tc>
-          <w:tcPr>
-            <w:tcW w:type="dxa" w:w="964"/>
-          </w:tcPr>
-          <w:p>
-            <w:r>
-              <w:rPr>
-                <w:b/>
-                <w:i w:val="0"/>
-                <w:color w:val="EA580C"/>
-                <w:sz w:val="16"/>
-              </w:rPr>
-              <w:t>Moyenne</w:t>
-            </w:r>
-          </w:p>
-        </w:tc>
-        <w:tc>
-          <w:tcPr>
-            <w:tcW w:type="dxa" w:w="1247"/>
-          </w:tcPr>
-          <w:p>
-            <w:r>
-              <w:rPr>
-                <w:b/>
-                <w:i w:val="0"/>
-                <w:sz w:val="16"/>
-              </w:rPr>
-              <w:t>S09</w:t>
-              <w:br/>
-            </w:r>
-            <w:r>
-              <w:rPr>
-                <w:b w:val="0"/>
-                <w:i w:val="0"/>
-                <w:color w:val="64748B"/>
-                <w:sz w:val="14"/>
-              </w:rPr>
-              <w:t>Dépenses non alimentaires</w:t>
-            </w:r>
-          </w:p>
-        </w:tc>
-        <w:tc>
-          <w:tcPr>
-            <w:tcW w:type="dxa" w:w="1531"/>
-          </w:tcPr>
-          <w:p>
-            <w:r>
-              <w:rPr>
-                <w:b/>
-                <w:i w:val="0"/>
-                <w:color w:val="16A34A"/>
-                <w:sz w:val="16"/>
-              </w:rPr>
-              <w:t>—</w:t>
-            </w:r>
-          </w:p>
-        </w:tc>
-        <w:tc>
-          <w:tcPr>
-            <w:tcW w:type="dxa" w:w="1191"/>
-          </w:tcPr>
-          <w:p>
-            <w:r>
-              <w:rPr>
-                <w:b w:val="0"/>
-                <w:i w:val="0"/>
-                <w:color w:val="64748B"/>
-                <w:sz w:val="16"/>
-              </w:rPr>
-              <w:t>GT-CQ</w:t>
-            </w:r>
-          </w:p>
-        </w:tc>
-        <w:tc>
-          <w:tcPr>
-            <w:tcW w:type="dxa" w:w="4706"/>
-          </w:tcPr>
-          <w:p>
-            <w:r>
-              <w:rPr>
-                <w:b w:val="0"/>
-                <w:i w:val="0"/>
-                <w:sz w:val="17"/>
-              </w:rPr>
-              <w:t>Attention ! La dépense du ménage de IBRAHIMA NIANG (10000 Fcfa) au cours de 12 derniers mois de Frais de connexion au réseau de distribution d'électricité est relativement élevé.</w:t>
-            </w:r>
-          </w:p>
-        </w:tc>
-      </w:tr>
-      <w:tr>
-        <w:tc>
-          <w:tcPr>
-            <w:tcW w:type="dxa" w:w="964"/>
-          </w:tcPr>
-          <w:p>
-            <w:r>
-              <w:rPr>
-                <w:b/>
-                <w:i w:val="0"/>
-                <w:color w:val="EA580C"/>
-                <w:sz w:val="16"/>
-              </w:rPr>
-              <w:t>Moyenne</w:t>
-            </w:r>
-          </w:p>
-        </w:tc>
-        <w:tc>
-          <w:tcPr>
-            <w:tcW w:type="dxa" w:w="1247"/>
-          </w:tcPr>
-          <w:p>
-            <w:r>
-              <w:rPr>
-                <w:b/>
-                <w:i w:val="0"/>
-                <w:sz w:val="16"/>
-              </w:rPr>
-              <w:t>S09</w:t>
-              <w:br/>
-            </w:r>
-            <w:r>
-              <w:rPr>
-                <w:b w:val="0"/>
-                <w:i w:val="0"/>
-                <w:color w:val="64748B"/>
-                <w:sz w:val="14"/>
-              </w:rPr>
-              <w:t>Dépenses non alimentaires</w:t>
-            </w:r>
-          </w:p>
-        </w:tc>
-        <w:tc>
-          <w:tcPr>
-            <w:tcW w:type="dxa" w:w="1531"/>
-          </w:tcPr>
-          <w:p>
-            <w:r>
-              <w:rPr>
-                <w:b/>
-                <w:i w:val="0"/>
-                <w:color w:val="16A34A"/>
-                <w:sz w:val="16"/>
-              </w:rPr>
-              <w:t>—</w:t>
-            </w:r>
-          </w:p>
-        </w:tc>
-        <w:tc>
-          <w:tcPr>
-            <w:tcW w:type="dxa" w:w="1191"/>
-          </w:tcPr>
-          <w:p>
-            <w:r>
-              <w:rPr>
-                <w:b w:val="0"/>
-                <w:i w:val="0"/>
-                <w:color w:val="64748B"/>
-                <w:sz w:val="16"/>
-              </w:rPr>
-              <w:t>GT-CQ</w:t>
-            </w:r>
-          </w:p>
-        </w:tc>
-        <w:tc>
-          <w:tcPr>
-            <w:tcW w:type="dxa" w:w="4706"/>
-          </w:tcPr>
-          <w:p>
-            <w:r>
-              <w:rPr>
-                <w:b w:val="0"/>
-                <w:i w:val="0"/>
-                <w:sz w:val="17"/>
-              </w:rPr>
-              <w:t>Prière de corriger ou de confirmer avec le QG.</w:t>
-            </w:r>
-          </w:p>
-        </w:tc>
-      </w:tr>
-      <w:tr>
-        <w:tc>
-          <w:tcPr>
-            <w:tcW w:type="dxa" w:w="964"/>
-          </w:tcPr>
-          <w:p>
-            <w:r>
-              <w:rPr>
-                <w:b/>
-                <w:i w:val="0"/>
-                <w:color w:val="EA580C"/>
-                <w:sz w:val="16"/>
-              </w:rPr>
-              <w:t>Moyenne</w:t>
-            </w:r>
-          </w:p>
-        </w:tc>
-        <w:tc>
-          <w:tcPr>
-            <w:tcW w:type="dxa" w:w="1247"/>
-          </w:tcPr>
-          <w:p>
-            <w:r>
-              <w:rPr>
-                <w:b/>
-                <w:i w:val="0"/>
-                <w:sz w:val="16"/>
-              </w:rPr>
-              <w:t>S09</w:t>
-              <w:br/>
-            </w:r>
-            <w:r>
-              <w:rPr>
-                <w:b w:val="0"/>
-                <w:i w:val="0"/>
-                <w:color w:val="64748B"/>
-                <w:sz w:val="14"/>
-              </w:rPr>
-              <w:t>Dépenses non alimentaires</w:t>
-            </w:r>
-          </w:p>
-        </w:tc>
-        <w:tc>
-          <w:tcPr>
-            <w:tcW w:type="dxa" w:w="1531"/>
-          </w:tcPr>
-          <w:p>
-            <w:r>
-              <w:rPr>
-                <w:b/>
-                <w:i w:val="0"/>
-                <w:color w:val="16A34A"/>
-                <w:sz w:val="16"/>
-              </w:rPr>
-              <w:t>—</w:t>
-            </w:r>
-          </w:p>
-        </w:tc>
-        <w:tc>
-          <w:tcPr>
-            <w:tcW w:type="dxa" w:w="1191"/>
-          </w:tcPr>
-          <w:p>
-            <w:r>
-              <w:rPr>
-                <w:b w:val="0"/>
-                <w:i w:val="0"/>
-                <w:color w:val="64748B"/>
-                <w:sz w:val="16"/>
-              </w:rPr>
-              <w:t>GT-CQ</w:t>
-            </w:r>
-          </w:p>
-        </w:tc>
-        <w:tc>
-          <w:tcPr>
-            <w:tcW w:type="dxa" w:w="4706"/>
-          </w:tcPr>
-          <w:p>
-            <w:r>
-              <w:rPr>
-                <w:b w:val="0"/>
-                <w:i w:val="0"/>
-                <w:sz w:val="17"/>
-              </w:rPr>
-              <w:t>Attention ! La dépense du ménage de IBRAHIMA NIANG (120000 Fcfa) au cours de 12 derniers mois de Appareils de musique et d'images: radio, radio-cassette, chaîne de musique, TV, lecteur CD/DVD, MP3, MP4, caméra, camescope, etc est relativement élevé.</w:t>
-            </w:r>
-          </w:p>
-        </w:tc>
-      </w:tr>
-      <w:tr>
-        <w:tc>
-          <w:tcPr>
-            <w:tcW w:type="dxa" w:w="964"/>
-          </w:tcPr>
-          <w:p>
-            <w:r>
-              <w:rPr>
-                <w:b/>
-                <w:i w:val="0"/>
-                <w:color w:val="EA580C"/>
-                <w:sz w:val="16"/>
-              </w:rPr>
-              <w:t>Moyenne</w:t>
-            </w:r>
-          </w:p>
-        </w:tc>
-        <w:tc>
-          <w:tcPr>
-            <w:tcW w:type="dxa" w:w="1247"/>
-          </w:tcPr>
-          <w:p>
-            <w:r>
-              <w:rPr>
-                <w:b/>
-                <w:i w:val="0"/>
-                <w:sz w:val="16"/>
-              </w:rPr>
-              <w:t>S09</w:t>
-              <w:br/>
-            </w:r>
-            <w:r>
-              <w:rPr>
-                <w:b w:val="0"/>
-                <w:i w:val="0"/>
-                <w:color w:val="64748B"/>
-                <w:sz w:val="14"/>
-              </w:rPr>
-              <w:t>Dépenses non alimentaires</w:t>
-            </w:r>
-          </w:p>
-        </w:tc>
-        <w:tc>
-          <w:tcPr>
-            <w:tcW w:type="dxa" w:w="1531"/>
-          </w:tcPr>
-          <w:p>
-            <w:r>
-              <w:rPr>
-                <w:b/>
-                <w:i w:val="0"/>
-                <w:color w:val="16A34A"/>
-                <w:sz w:val="16"/>
-              </w:rPr>
-              <w:t>—</w:t>
-            </w:r>
-          </w:p>
-        </w:tc>
-        <w:tc>
-          <w:tcPr>
-            <w:tcW w:type="dxa" w:w="1191"/>
-          </w:tcPr>
-          <w:p>
-            <w:r>
-              <w:rPr>
-                <w:b w:val="0"/>
-                <w:i w:val="0"/>
-                <w:color w:val="64748B"/>
-                <w:sz w:val="16"/>
-              </w:rPr>
-              <w:t>GT-CQ</w:t>
-            </w:r>
-          </w:p>
-        </w:tc>
-        <w:tc>
-          <w:tcPr>
-            <w:tcW w:type="dxa" w:w="4706"/>
-          </w:tcPr>
-          <w:p>
-            <w:r>
-              <w:rPr>
-                <w:b w:val="0"/>
-                <w:i w:val="0"/>
-                <w:sz w:val="17"/>
-              </w:rPr>
-              <w:t>Attention ! La dépense du ménage de IBRAHIMA NIANG (15000 Fcfa) au cours de 12 derniers mois de Autres effets personnels :valise, sac voyage, sac main, perruques, chapeau, lunettes solaires, parapluies, parasol, canne, porte-monnaie/feuille, articles pour fumeurs (cendrier etc.); articles bébé (poussette, sièges), articles funéraires, etc est relativement élevé.</w:t>
-            </w:r>
-          </w:p>
-        </w:tc>
-      </w:tr>
-      <w:tr>
-        <w:tc>
-          <w:tcPr>
-            <w:tcW w:type="dxa" w:w="964"/>
-          </w:tcPr>
-          <w:p>
-            <w:r>
-              <w:rPr>
-                <w:b/>
-                <w:i w:val="0"/>
-                <w:color w:val="EA580C"/>
-                <w:sz w:val="16"/>
-              </w:rPr>
-              <w:t>Moyenne</w:t>
-            </w:r>
-          </w:p>
-        </w:tc>
-        <w:tc>
-          <w:tcPr>
-            <w:tcW w:type="dxa" w:w="1247"/>
-          </w:tcPr>
-          <w:p>
-            <w:r>
-              <w:rPr>
-                <w:b/>
-                <w:i w:val="0"/>
-                <w:sz w:val="16"/>
-              </w:rPr>
-              <w:t>S09</w:t>
-              <w:br/>
-            </w:r>
-            <w:r>
-              <w:rPr>
-                <w:b w:val="0"/>
-                <w:i w:val="0"/>
-                <w:color w:val="64748B"/>
-                <w:sz w:val="14"/>
-              </w:rPr>
-              <w:t>Dépenses non alimentaires</w:t>
-            </w:r>
-          </w:p>
-        </w:tc>
-        <w:tc>
-          <w:tcPr>
-            <w:tcW w:type="dxa" w:w="1531"/>
-          </w:tcPr>
-          <w:p>
-            <w:r>
-              <w:rPr>
-                <w:b/>
-                <w:i w:val="0"/>
-                <w:color w:val="16A34A"/>
-                <w:sz w:val="16"/>
-              </w:rPr>
-              <w:t>—</w:t>
-            </w:r>
-          </w:p>
-        </w:tc>
-        <w:tc>
-          <w:tcPr>
-            <w:tcW w:type="dxa" w:w="1191"/>
-          </w:tcPr>
-          <w:p>
-            <w:r>
-              <w:rPr>
-                <w:b w:val="0"/>
-                <w:i w:val="0"/>
-                <w:color w:val="64748B"/>
-                <w:sz w:val="16"/>
-              </w:rPr>
-              <w:t>GT-CQ</w:t>
-            </w:r>
-          </w:p>
-        </w:tc>
-        <w:tc>
-          <w:tcPr>
-            <w:tcW w:type="dxa" w:w="4706"/>
-          </w:tcPr>
-          <w:p>
-            <w:r>
-              <w:rPr>
-                <w:b w:val="0"/>
-                <w:i w:val="0"/>
-                <w:sz w:val="17"/>
-              </w:rPr>
-              <w:t>Attention ! La dépense du ménage de IBRAHIMA NIANG (15000 Fcfa) au cours de 12 derniers mois de Autres matériaux pour construction ou grosses réparations logement: tôles, bois de charpente, planches, lattes, contre-plaqués, matériaux d'électricité, matériaux de plomberie, matériaux de peinture, carreaux, tapis et revêtement du sol, etc est relativement élevé.</w:t>
-            </w:r>
-          </w:p>
-        </w:tc>
-      </w:tr>
-      <w:tr>
-        <w:tc>
-          <w:tcPr>
-            <w:tcW w:type="dxa" w:w="964"/>
-          </w:tcPr>
-          <w:p>
-            <w:r>
-              <w:rPr>
-                <w:b/>
-                <w:i w:val="0"/>
-                <w:color w:val="EA580C"/>
-                <w:sz w:val="16"/>
-              </w:rPr>
-              <w:t>Moyenne</w:t>
-            </w:r>
-          </w:p>
-        </w:tc>
-        <w:tc>
-          <w:tcPr>
-            <w:tcW w:type="dxa" w:w="1247"/>
-          </w:tcPr>
-          <w:p>
-            <w:r>
-              <w:rPr>
-                <w:b/>
-                <w:i w:val="0"/>
-                <w:sz w:val="16"/>
-              </w:rPr>
-              <w:t>S09</w:t>
-              <w:br/>
-            </w:r>
-            <w:r>
-              <w:rPr>
-                <w:b w:val="0"/>
-                <w:i w:val="0"/>
-                <w:color w:val="64748B"/>
-                <w:sz w:val="14"/>
-              </w:rPr>
-              <w:t>Dépenses non alimentaires</w:t>
-            </w:r>
-          </w:p>
-        </w:tc>
-        <w:tc>
-          <w:tcPr>
-            <w:tcW w:type="dxa" w:w="1531"/>
-          </w:tcPr>
-          <w:p>
-            <w:r>
-              <w:rPr>
-                <w:b/>
-                <w:i w:val="0"/>
-                <w:color w:val="16A34A"/>
-                <w:sz w:val="16"/>
-              </w:rPr>
-              <w:t>—</w:t>
-            </w:r>
-          </w:p>
-        </w:tc>
-        <w:tc>
-          <w:tcPr>
-            <w:tcW w:type="dxa" w:w="1191"/>
-          </w:tcPr>
-          <w:p>
-            <w:r>
-              <w:rPr>
-                <w:b w:val="0"/>
-                <w:i w:val="0"/>
-                <w:color w:val="64748B"/>
-                <w:sz w:val="16"/>
-              </w:rPr>
-              <w:t>GT-CQ</w:t>
-            </w:r>
-          </w:p>
-        </w:tc>
-        <w:tc>
-          <w:tcPr>
-            <w:tcW w:type="dxa" w:w="4706"/>
-          </w:tcPr>
-          <w:p>
-            <w:r>
-              <w:rPr>
-                <w:b w:val="0"/>
-                <w:i w:val="0"/>
-                <w:sz w:val="17"/>
-              </w:rPr>
-              <w:t>Attention ! La dépense du ménage de IBRAHIMA NIANG (2000 Fcfa) au cours de 12 derniers mois de Outillage de maison: outils de bricolage (marteau, tournevis, etc.); outil de jardinage (pelle, râteau, brouette, etc.); est relativement élevé.</w:t>
-            </w:r>
-          </w:p>
-        </w:tc>
-      </w:tr>
-      <w:tr>
-        <w:tc>
-          <w:tcPr>
-            <w:tcW w:type="dxa" w:w="964"/>
-          </w:tcPr>
-          <w:p>
-            <w:r>
-              <w:rPr>
-                <w:b/>
-                <w:i w:val="0"/>
-                <w:color w:val="EA580C"/>
-                <w:sz w:val="16"/>
-              </w:rPr>
-              <w:t>Moyenne</w:t>
-            </w:r>
-          </w:p>
-        </w:tc>
-        <w:tc>
-          <w:tcPr>
-            <w:tcW w:type="dxa" w:w="1247"/>
-          </w:tcPr>
-          <w:p>
-            <w:r>
-              <w:rPr>
-                <w:b/>
-                <w:i w:val="0"/>
-                <w:sz w:val="16"/>
-              </w:rPr>
-              <w:t>S09</w:t>
-              <w:br/>
-            </w:r>
-            <w:r>
-              <w:rPr>
-                <w:b w:val="0"/>
-                <w:i w:val="0"/>
-                <w:color w:val="64748B"/>
-                <w:sz w:val="14"/>
-              </w:rPr>
-              <w:t>Dépenses non alimentaires</w:t>
-            </w:r>
-          </w:p>
-        </w:tc>
-        <w:tc>
-          <w:tcPr>
-            <w:tcW w:type="dxa" w:w="1531"/>
-          </w:tcPr>
-          <w:p>
-            <w:r>
-              <w:rPr>
-                <w:b/>
-                <w:i w:val="0"/>
-                <w:color w:val="16A34A"/>
-                <w:sz w:val="16"/>
-              </w:rPr>
-              <w:t>—</w:t>
-            </w:r>
-          </w:p>
-        </w:tc>
-        <w:tc>
-          <w:tcPr>
-            <w:tcW w:type="dxa" w:w="1191"/>
-          </w:tcPr>
-          <w:p>
-            <w:r>
-              <w:rPr>
-                <w:b w:val="0"/>
-                <w:i w:val="0"/>
-                <w:color w:val="64748B"/>
-                <w:sz w:val="16"/>
-              </w:rPr>
-              <w:t>GT-CQ</w:t>
-            </w:r>
-          </w:p>
-        </w:tc>
-        <w:tc>
-          <w:tcPr>
-            <w:tcW w:type="dxa" w:w="4706"/>
-          </w:tcPr>
-          <w:p>
-            <w:r>
-              <w:rPr>
-                <w:b w:val="0"/>
-                <w:i w:val="0"/>
-                <w:sz w:val="17"/>
-              </w:rPr>
-              <w:t>Attention ! La dépense du ménage de IBRAHIMA NIANG (20000 Fcfa) au cours de 12 derniers mois de Autres ustensiles de ménage: seau, bouilloire, biberon, poubelle, tasses, cafétière non électrique, théière, calebasse, louche, jarre, canari, mortier, pilon, etc est relativement élevé.</w:t>
-            </w:r>
-          </w:p>
-        </w:tc>
-      </w:tr>
-      <w:tr>
-        <w:tc>
-          <w:tcPr>
-            <w:tcW w:type="dxa" w:w="964"/>
-          </w:tcPr>
-          <w:p>
-            <w:r>
-              <w:rPr>
-                <w:b/>
-                <w:i w:val="0"/>
-                <w:color w:val="EA580C"/>
-                <w:sz w:val="16"/>
-              </w:rPr>
-              <w:t>Moyenne</w:t>
-            </w:r>
-          </w:p>
-        </w:tc>
-        <w:tc>
-          <w:tcPr>
-            <w:tcW w:type="dxa" w:w="1247"/>
-          </w:tcPr>
-          <w:p>
-            <w:r>
-              <w:rPr>
-                <w:b/>
-                <w:i w:val="0"/>
-                <w:sz w:val="16"/>
-              </w:rPr>
-              <w:t>S09</w:t>
-              <w:br/>
-            </w:r>
-            <w:r>
-              <w:rPr>
-                <w:b w:val="0"/>
-                <w:i w:val="0"/>
-                <w:color w:val="64748B"/>
-                <w:sz w:val="14"/>
-              </w:rPr>
-              <w:t>Dépenses non alimentaires</w:t>
-            </w:r>
-          </w:p>
-        </w:tc>
-        <w:tc>
-          <w:tcPr>
-            <w:tcW w:type="dxa" w:w="1531"/>
-          </w:tcPr>
-          <w:p>
-            <w:r>
-              <w:rPr>
-                <w:b/>
-                <w:i w:val="0"/>
-                <w:color w:val="16A34A"/>
-                <w:sz w:val="16"/>
-              </w:rPr>
-              <w:t>—</w:t>
-            </w:r>
-          </w:p>
-        </w:tc>
-        <w:tc>
-          <w:tcPr>
-            <w:tcW w:type="dxa" w:w="1191"/>
-          </w:tcPr>
-          <w:p>
-            <w:r>
-              <w:rPr>
-                <w:b w:val="0"/>
-                <w:i w:val="0"/>
-                <w:color w:val="64748B"/>
-                <w:sz w:val="16"/>
-              </w:rPr>
-              <w:t>GT-CQ</w:t>
-            </w:r>
-          </w:p>
-        </w:tc>
-        <w:tc>
-          <w:tcPr>
-            <w:tcW w:type="dxa" w:w="4706"/>
-          </w:tcPr>
-          <w:p>
-            <w:r>
-              <w:rPr>
-                <w:b w:val="0"/>
-                <w:i w:val="0"/>
-                <w:sz w:val="17"/>
-              </w:rPr>
-              <w:t>Attention ! La dépense du ménage de IBRAHIMA NIANG (20000 Fcfa) au cours de 12 derniers mois de Vaisselle: assiettes, couteau, fourchette, cuillère, gobelets, verres, etc est relativement élevé.</w:t>
-            </w:r>
-          </w:p>
-        </w:tc>
-      </w:tr>
-      <w:tr>
-        <w:tc>
-          <w:tcPr>
-            <w:tcW w:type="dxa" w:w="964"/>
-          </w:tcPr>
-          <w:p>
-            <w:r>
-              <w:rPr>
-                <w:b/>
-                <w:i w:val="0"/>
-                <w:color w:val="EA580C"/>
-                <w:sz w:val="16"/>
-              </w:rPr>
-              <w:t>Moyenne</w:t>
-            </w:r>
-          </w:p>
-        </w:tc>
-        <w:tc>
-          <w:tcPr>
-            <w:tcW w:type="dxa" w:w="1247"/>
-          </w:tcPr>
-          <w:p>
-            <w:r>
-              <w:rPr>
-                <w:b/>
-                <w:i w:val="0"/>
-                <w:sz w:val="16"/>
-              </w:rPr>
-              <w:t>S09</w:t>
-              <w:br/>
-            </w:r>
-            <w:r>
-              <w:rPr>
-                <w:b w:val="0"/>
-                <w:i w:val="0"/>
-                <w:color w:val="64748B"/>
-                <w:sz w:val="14"/>
-              </w:rPr>
-              <w:t>Dépenses non alimentaires</w:t>
-            </w:r>
-          </w:p>
-        </w:tc>
-        <w:tc>
-          <w:tcPr>
-            <w:tcW w:type="dxa" w:w="1531"/>
-          </w:tcPr>
-          <w:p>
-            <w:r>
-              <w:rPr>
-                <w:b/>
-                <w:i w:val="0"/>
-                <w:color w:val="16A34A"/>
-                <w:sz w:val="16"/>
-              </w:rPr>
-              <w:t>—</w:t>
-            </w:r>
-          </w:p>
-        </w:tc>
-        <w:tc>
-          <w:tcPr>
-            <w:tcW w:type="dxa" w:w="1191"/>
-          </w:tcPr>
-          <w:p>
-            <w:r>
-              <w:rPr>
-                <w:b w:val="0"/>
-                <w:i w:val="0"/>
-                <w:color w:val="64748B"/>
-                <w:sz w:val="16"/>
-              </w:rPr>
-              <w:t>GT-CQ</w:t>
-            </w:r>
-          </w:p>
-        </w:tc>
-        <w:tc>
-          <w:tcPr>
-            <w:tcW w:type="dxa" w:w="4706"/>
-          </w:tcPr>
-          <w:p>
-            <w:r>
-              <w:rPr>
-                <w:b w:val="0"/>
-                <w:i w:val="0"/>
-                <w:sz w:val="17"/>
-              </w:rPr>
-              <w:t>Attention ! La dépense du ménage de IBRAHIMA NIANG (240000 Fcfa) au cours de 12 derniers mois de Achat d'un téléphone portable est relativement élevé.</w:t>
-            </w:r>
-          </w:p>
-        </w:tc>
-      </w:tr>
-      <w:tr>
-        <w:tc>
-          <w:tcPr>
-            <w:tcW w:type="dxa" w:w="964"/>
-          </w:tcPr>
-          <w:p>
-            <w:r>
-              <w:rPr>
-                <w:b/>
-                <w:i w:val="0"/>
-                <w:color w:val="EA580C"/>
-                <w:sz w:val="16"/>
-              </w:rPr>
-              <w:t>Moyenne</w:t>
-            </w:r>
-          </w:p>
-        </w:tc>
-        <w:tc>
-          <w:tcPr>
-            <w:tcW w:type="dxa" w:w="1247"/>
-          </w:tcPr>
-          <w:p>
-            <w:r>
-              <w:rPr>
-                <w:b/>
-                <w:i w:val="0"/>
-                <w:sz w:val="16"/>
-              </w:rPr>
-              <w:t>S09</w:t>
-              <w:br/>
-            </w:r>
-            <w:r>
-              <w:rPr>
-                <w:b w:val="0"/>
-                <w:i w:val="0"/>
-                <w:color w:val="64748B"/>
-                <w:sz w:val="14"/>
-              </w:rPr>
-              <w:t>Dépenses non alimentaires</w:t>
-            </w:r>
-          </w:p>
-        </w:tc>
-        <w:tc>
-          <w:tcPr>
-            <w:tcW w:type="dxa" w:w="1531"/>
-          </w:tcPr>
-          <w:p>
-            <w:r>
-              <w:rPr>
-                <w:b/>
-                <w:i w:val="0"/>
-                <w:color w:val="16A34A"/>
-                <w:sz w:val="16"/>
-              </w:rPr>
-              <w:t>—</w:t>
-            </w:r>
-          </w:p>
-        </w:tc>
-        <w:tc>
-          <w:tcPr>
-            <w:tcW w:type="dxa" w:w="1191"/>
-          </w:tcPr>
-          <w:p>
-            <w:r>
-              <w:rPr>
-                <w:b w:val="0"/>
-                <w:i w:val="0"/>
-                <w:color w:val="64748B"/>
-                <w:sz w:val="16"/>
-              </w:rPr>
-              <w:t>GT-CQ</w:t>
-            </w:r>
-          </w:p>
-        </w:tc>
-        <w:tc>
-          <w:tcPr>
-            <w:tcW w:type="dxa" w:w="4706"/>
-          </w:tcPr>
-          <w:p>
-            <w:r>
-              <w:rPr>
-                <w:b w:val="0"/>
-                <w:i w:val="0"/>
-                <w:sz w:val="17"/>
-              </w:rPr>
-              <w:t>Attention ! La dépense du ménage de IBRAHIMA NIANG (25000 Fcfa) au cours de 12 derniers mois de Réparation d'appareils électro-ménagers (fer à repasser, frigo, cuisinière, four, réchaud, climatiseur, ventilateur, chauffe-eau, etc.</w:t>
-            </w:r>
-          </w:p>
-        </w:tc>
-      </w:tr>
-      <w:tr>
-        <w:tc>
-          <w:tcPr>
-            <w:tcW w:type="dxa" w:w="964"/>
-          </w:tcPr>
-          <w:p>
-            <w:r>
-              <w:rPr>
-                <w:b/>
-                <w:i w:val="0"/>
-                <w:color w:val="EA580C"/>
-                <w:sz w:val="16"/>
-              </w:rPr>
-              <w:t>Moyenne</w:t>
-            </w:r>
-          </w:p>
-        </w:tc>
-        <w:tc>
-          <w:tcPr>
-            <w:tcW w:type="dxa" w:w="1247"/>
-          </w:tcPr>
-          <w:p>
-            <w:r>
-              <w:rPr>
-                <w:b/>
-                <w:i w:val="0"/>
-                <w:sz w:val="16"/>
-              </w:rPr>
-              <w:t>S09</w:t>
-              <w:br/>
-            </w:r>
-            <w:r>
-              <w:rPr>
-                <w:b w:val="0"/>
-                <w:i w:val="0"/>
-                <w:color w:val="64748B"/>
-                <w:sz w:val="14"/>
-              </w:rPr>
-              <w:t>Dépenses non alimentaires</w:t>
-            </w:r>
-          </w:p>
-        </w:tc>
-        <w:tc>
-          <w:tcPr>
-            <w:tcW w:type="dxa" w:w="1531"/>
-          </w:tcPr>
-          <w:p>
-            <w:r>
-              <w:rPr>
-                <w:b/>
-                <w:i w:val="0"/>
-                <w:color w:val="16A34A"/>
-                <w:sz w:val="16"/>
-              </w:rPr>
-              <w:t>—</w:t>
-            </w:r>
-          </w:p>
-        </w:tc>
-        <w:tc>
-          <w:tcPr>
-            <w:tcW w:type="dxa" w:w="1191"/>
-          </w:tcPr>
-          <w:p>
-            <w:r>
-              <w:rPr>
-                <w:b w:val="0"/>
-                <w:i w:val="0"/>
-                <w:color w:val="64748B"/>
-                <w:sz w:val="16"/>
-              </w:rPr>
-              <w:t>GT-CQ</w:t>
-            </w:r>
-          </w:p>
-        </w:tc>
-        <w:tc>
-          <w:tcPr>
-            <w:tcW w:type="dxa" w:w="4706"/>
-          </w:tcPr>
-          <w:p>
-            <w:r>
-              <w:rPr>
-                <w:b w:val="0"/>
-                <w:i w:val="0"/>
-                <w:sz w:val="17"/>
-              </w:rPr>
-              <w:t>) est relativement élevé.</w:t>
-            </w:r>
-          </w:p>
-        </w:tc>
-      </w:tr>
-      <w:tr>
-        <w:tc>
-          <w:tcPr>
-            <w:tcW w:type="dxa" w:w="964"/>
-          </w:tcPr>
-          <w:p>
-            <w:r>
-              <w:rPr>
-                <w:b/>
-                <w:i w:val="0"/>
-                <w:color w:val="EA580C"/>
-                <w:sz w:val="16"/>
-              </w:rPr>
-              <w:t>Moyenne</w:t>
-            </w:r>
-          </w:p>
-        </w:tc>
-        <w:tc>
-          <w:tcPr>
-            <w:tcW w:type="dxa" w:w="1247"/>
-          </w:tcPr>
-          <w:p>
-            <w:r>
-              <w:rPr>
-                <w:b/>
-                <w:i w:val="0"/>
-                <w:sz w:val="16"/>
-              </w:rPr>
-              <w:t>S09</w:t>
-              <w:br/>
-            </w:r>
-            <w:r>
-              <w:rPr>
-                <w:b w:val="0"/>
-                <w:i w:val="0"/>
-                <w:color w:val="64748B"/>
-                <w:sz w:val="14"/>
-              </w:rPr>
-              <w:t>Dépenses non alimentaires</w:t>
-            </w:r>
-          </w:p>
-        </w:tc>
-        <w:tc>
-          <w:tcPr>
-            <w:tcW w:type="dxa" w:w="1531"/>
-          </w:tcPr>
-          <w:p>
-            <w:r>
-              <w:rPr>
-                <w:b/>
-                <w:i w:val="0"/>
-                <w:color w:val="16A34A"/>
-                <w:sz w:val="16"/>
-              </w:rPr>
-              <w:t>—</w:t>
-            </w:r>
-          </w:p>
-        </w:tc>
-        <w:tc>
-          <w:tcPr>
-            <w:tcW w:type="dxa" w:w="1191"/>
-          </w:tcPr>
-          <w:p>
-            <w:r>
-              <w:rPr>
-                <w:b w:val="0"/>
-                <w:i w:val="0"/>
-                <w:color w:val="64748B"/>
-                <w:sz w:val="16"/>
-              </w:rPr>
-              <w:t>GT-CQ</w:t>
-            </w:r>
-          </w:p>
-        </w:tc>
-        <w:tc>
-          <w:tcPr>
-            <w:tcW w:type="dxa" w:w="4706"/>
-          </w:tcPr>
-          <w:p>
-            <w:r>
-              <w:rPr>
-                <w:b w:val="0"/>
-                <w:i w:val="0"/>
-                <w:sz w:val="17"/>
-              </w:rPr>
-              <w:t>Attention ! La dépense du ménage de IBRAHIMA NIANG (265000 Fcfa) au cours de 12 derniers mois de Matériaux de maçonnerie pour la construction ou les grosses réparations de logement: ciment, briques, fer à béton, sable, gravier, parpaings, etc est relativement élevé.</w:t>
-            </w:r>
-          </w:p>
-        </w:tc>
-      </w:tr>
-      <w:tr>
-        <w:tc>
-          <w:tcPr>
-            <w:tcW w:type="dxa" w:w="964"/>
-          </w:tcPr>
-          <w:p>
-            <w:r>
-              <w:rPr>
-                <w:b/>
-                <w:i w:val="0"/>
-                <w:color w:val="EA580C"/>
-                <w:sz w:val="16"/>
-              </w:rPr>
-              <w:t>Moyenne</w:t>
-            </w:r>
-          </w:p>
-        </w:tc>
-        <w:tc>
-          <w:tcPr>
-            <w:tcW w:type="dxa" w:w="1247"/>
-          </w:tcPr>
-          <w:p>
-            <w:r>
-              <w:rPr>
-                <w:b/>
-                <w:i w:val="0"/>
-                <w:sz w:val="16"/>
-              </w:rPr>
-              <w:t>S09</w:t>
-              <w:br/>
-            </w:r>
-            <w:r>
-              <w:rPr>
-                <w:b w:val="0"/>
-                <w:i w:val="0"/>
-                <w:color w:val="64748B"/>
-                <w:sz w:val="14"/>
-              </w:rPr>
-              <w:t>Dépenses non alimentaires</w:t>
-            </w:r>
-          </w:p>
-        </w:tc>
-        <w:tc>
-          <w:tcPr>
-            <w:tcW w:type="dxa" w:w="1531"/>
-          </w:tcPr>
-          <w:p>
-            <w:r>
-              <w:rPr>
-                <w:b/>
-                <w:i w:val="0"/>
-                <w:color w:val="16A34A"/>
-                <w:sz w:val="16"/>
-              </w:rPr>
-              <w:t>—</w:t>
-            </w:r>
-          </w:p>
-        </w:tc>
-        <w:tc>
-          <w:tcPr>
-            <w:tcW w:type="dxa" w:w="1191"/>
-          </w:tcPr>
-          <w:p>
-            <w:r>
-              <w:rPr>
-                <w:b w:val="0"/>
-                <w:i w:val="0"/>
-                <w:color w:val="64748B"/>
-                <w:sz w:val="16"/>
-              </w:rPr>
-              <w:t>GT-CQ</w:t>
-            </w:r>
-          </w:p>
-        </w:tc>
-        <w:tc>
-          <w:tcPr>
-            <w:tcW w:type="dxa" w:w="4706"/>
-          </w:tcPr>
-          <w:p>
-            <w:r>
-              <w:rPr>
-                <w:b w:val="0"/>
-                <w:i w:val="0"/>
-                <w:sz w:val="17"/>
-              </w:rPr>
-              <w:t>Attention ! La dépense du ménage de IBRAHIMA NIANG (27000 Fcfa) au cours de 12 derniers mois de Boucle d'oreilles, colliers, bracelets, bijoux, autres articles de bijouterie et joaillerie n.d.a est relativement élevé.</w:t>
-            </w:r>
-          </w:p>
-        </w:tc>
-      </w:tr>
-      <w:tr>
-        <w:tc>
-          <w:tcPr>
-            <w:tcW w:type="dxa" w:w="964"/>
-          </w:tcPr>
-          <w:p>
-            <w:r>
-              <w:rPr>
-                <w:b/>
-                <w:i w:val="0"/>
-                <w:color w:val="EA580C"/>
-                <w:sz w:val="16"/>
-              </w:rPr>
-              <w:t>Moyenne</w:t>
-            </w:r>
-          </w:p>
-        </w:tc>
-        <w:tc>
-          <w:tcPr>
-            <w:tcW w:type="dxa" w:w="1247"/>
-          </w:tcPr>
-          <w:p>
-            <w:r>
-              <w:rPr>
-                <w:b/>
-                <w:i w:val="0"/>
-                <w:sz w:val="16"/>
-              </w:rPr>
-              <w:t>S09</w:t>
-              <w:br/>
-            </w:r>
-            <w:r>
-              <w:rPr>
-                <w:b w:val="0"/>
-                <w:i w:val="0"/>
-                <w:color w:val="64748B"/>
-                <w:sz w:val="14"/>
-              </w:rPr>
-              <w:t>Dépenses non alimentaires</w:t>
-            </w:r>
-          </w:p>
-        </w:tc>
-        <w:tc>
-          <w:tcPr>
-            <w:tcW w:type="dxa" w:w="1531"/>
-          </w:tcPr>
-          <w:p>
-            <w:r>
-              <w:rPr>
-                <w:b/>
-                <w:i w:val="0"/>
-                <w:color w:val="16A34A"/>
-                <w:sz w:val="16"/>
-              </w:rPr>
-              <w:t>—</w:t>
-            </w:r>
-          </w:p>
-        </w:tc>
-        <w:tc>
-          <w:tcPr>
-            <w:tcW w:type="dxa" w:w="1191"/>
-          </w:tcPr>
-          <w:p>
-            <w:r>
-              <w:rPr>
-                <w:b w:val="0"/>
-                <w:i w:val="0"/>
-                <w:color w:val="64748B"/>
-                <w:sz w:val="16"/>
-              </w:rPr>
-              <w:t>GT-CQ</w:t>
-            </w:r>
-          </w:p>
-        </w:tc>
-        <w:tc>
-          <w:tcPr>
-            <w:tcW w:type="dxa" w:w="4706"/>
-          </w:tcPr>
-          <w:p>
-            <w:r>
-              <w:rPr>
-                <w:b w:val="0"/>
-                <w:i w:val="0"/>
-                <w:sz w:val="17"/>
-              </w:rPr>
-              <w:t>Attention ! La dépense du ménage de IBRAHIMA NIANG (30000 Fcfa) au cours de 12 derniers mois de Matériel pour l'entretien et les petites réparations du logement (remplacement d'une tôle, d'une vitre, etc.</w:t>
-            </w:r>
-          </w:p>
-        </w:tc>
-      </w:tr>
-      <w:tr>
-        <w:tc>
-          <w:tcPr>
-            <w:tcW w:type="dxa" w:w="964"/>
-          </w:tcPr>
-          <w:p>
-            <w:r>
-              <w:rPr>
-                <w:b/>
-                <w:i w:val="0"/>
-                <w:color w:val="EA580C"/>
-                <w:sz w:val="16"/>
-              </w:rPr>
-              <w:t>Moyenne</w:t>
-            </w:r>
-          </w:p>
-        </w:tc>
-        <w:tc>
-          <w:tcPr>
-            <w:tcW w:type="dxa" w:w="1247"/>
-          </w:tcPr>
-          <w:p>
-            <w:r>
-              <w:rPr>
-                <w:b/>
-                <w:i w:val="0"/>
-                <w:sz w:val="16"/>
-              </w:rPr>
-              <w:t>S09</w:t>
-              <w:br/>
-            </w:r>
-            <w:r>
-              <w:rPr>
-                <w:b w:val="0"/>
-                <w:i w:val="0"/>
-                <w:color w:val="64748B"/>
-                <w:sz w:val="14"/>
-              </w:rPr>
-              <w:t>Dépenses non alimentaires</w:t>
-            </w:r>
-          </w:p>
-        </w:tc>
-        <w:tc>
-          <w:tcPr>
-            <w:tcW w:type="dxa" w:w="1531"/>
-          </w:tcPr>
-          <w:p>
-            <w:r>
-              <w:rPr>
-                <w:b/>
-                <w:i w:val="0"/>
-                <w:color w:val="16A34A"/>
-                <w:sz w:val="16"/>
-              </w:rPr>
-              <w:t>—</w:t>
-            </w:r>
-          </w:p>
-        </w:tc>
-        <w:tc>
-          <w:tcPr>
-            <w:tcW w:type="dxa" w:w="1191"/>
-          </w:tcPr>
-          <w:p>
-            <w:r>
-              <w:rPr>
-                <w:b w:val="0"/>
-                <w:i w:val="0"/>
-                <w:color w:val="64748B"/>
-                <w:sz w:val="16"/>
-              </w:rPr>
-              <w:t>GT-CQ</w:t>
-            </w:r>
-          </w:p>
-        </w:tc>
-        <w:tc>
-          <w:tcPr>
-            <w:tcW w:type="dxa" w:w="4706"/>
-          </w:tcPr>
-          <w:p>
-            <w:r>
-              <w:rPr>
-                <w:b w:val="0"/>
-                <w:i w:val="0"/>
-                <w:sz w:val="17"/>
-              </w:rPr>
-              <w:t>Attention ! La dépense du ménage de IBRAHIMA NIANG (7500 Fcfa) au cours de 12 derniers mois de Articles de sport et de détente: ballon, jeu ludo, poids (pétanque), jeu de carte, jouets pour enfants, jeux vidéo, petits instruments de musique, etc est relativement élevé.</w:t>
-            </w:r>
-          </w:p>
-        </w:tc>
-      </w:tr>
-      <w:tr>
-        <w:tc>
-          <w:tcPr>
-            <w:tcW w:type="dxa" w:w="964"/>
-          </w:tcPr>
-          <w:p>
-            <w:r>
-              <w:rPr>
-                <w:b/>
-                <w:i w:val="0"/>
-                <w:color w:val="EA580C"/>
-                <w:sz w:val="16"/>
-              </w:rPr>
-              <w:t>Moyenne</w:t>
-            </w:r>
-          </w:p>
-        </w:tc>
-        <w:tc>
-          <w:tcPr>
-            <w:tcW w:type="dxa" w:w="1247"/>
-          </w:tcPr>
-          <w:p>
-            <w:r>
-              <w:rPr>
-                <w:b/>
-                <w:i w:val="0"/>
-                <w:sz w:val="16"/>
-              </w:rPr>
-              <w:t>S09</w:t>
-              <w:br/>
-            </w:r>
-            <w:r>
-              <w:rPr>
-                <w:b w:val="0"/>
-                <w:i w:val="0"/>
-                <w:color w:val="64748B"/>
-                <w:sz w:val="14"/>
-              </w:rPr>
-              <w:t>Dépenses non alimentaires</w:t>
-            </w:r>
-          </w:p>
-        </w:tc>
-        <w:tc>
-          <w:tcPr>
-            <w:tcW w:type="dxa" w:w="1531"/>
-          </w:tcPr>
-          <w:p>
-            <w:r>
-              <w:rPr>
-                <w:b/>
-                <w:i w:val="0"/>
-                <w:color w:val="16A34A"/>
-                <w:sz w:val="16"/>
-              </w:rPr>
-              <w:t>—</w:t>
-            </w:r>
-          </w:p>
-        </w:tc>
-        <w:tc>
-          <w:tcPr>
-            <w:tcW w:type="dxa" w:w="1191"/>
-          </w:tcPr>
-          <w:p>
-            <w:r>
-              <w:rPr>
-                <w:b w:val="0"/>
-                <w:i w:val="0"/>
-                <w:color w:val="64748B"/>
-                <w:sz w:val="16"/>
-              </w:rPr>
-              <w:t>GT-CQ</w:t>
-            </w:r>
-          </w:p>
-        </w:tc>
-        <w:tc>
-          <w:tcPr>
-            <w:tcW w:type="dxa" w:w="4706"/>
-          </w:tcPr>
-          <w:p>
-            <w:r>
-              <w:rPr>
-                <w:b w:val="0"/>
-                <w:i w:val="0"/>
-                <w:sz w:val="17"/>
-              </w:rPr>
-              <w:t>Peu plausible! le montant de la dépense pour Frais d'acquisition d'un terrain ou d'un logement semble trop faible ou  élevé.</w:t>
-            </w:r>
-          </w:p>
-        </w:tc>
-      </w:tr>
-      <w:tr>
-        <w:tc>
-          <w:tcPr>
-            <w:tcW w:type="dxa" w:w="964"/>
-          </w:tcPr>
-          <w:p>
-            <w:r>
-              <w:rPr>
-                <w:b/>
-                <w:i w:val="0"/>
-                <w:color w:val="EA580C"/>
-                <w:sz w:val="16"/>
-              </w:rPr>
-              <w:t>Moyenne</w:t>
-            </w:r>
-          </w:p>
-        </w:tc>
-        <w:tc>
-          <w:tcPr>
-            <w:tcW w:type="dxa" w:w="1247"/>
-          </w:tcPr>
-          <w:p>
-            <w:r>
-              <w:rPr>
-                <w:b/>
-                <w:i w:val="0"/>
-                <w:sz w:val="16"/>
-              </w:rPr>
-              <w:t>S09</w:t>
-              <w:br/>
-            </w:r>
-            <w:r>
-              <w:rPr>
-                <w:b w:val="0"/>
-                <w:i w:val="0"/>
-                <w:color w:val="64748B"/>
-                <w:sz w:val="14"/>
-              </w:rPr>
-              <w:t>Dépenses non alimentaires</w:t>
-            </w:r>
-          </w:p>
-        </w:tc>
-        <w:tc>
-          <w:tcPr>
-            <w:tcW w:type="dxa" w:w="1531"/>
-          </w:tcPr>
-          <w:p>
-            <w:r>
-              <w:rPr>
-                <w:b/>
-                <w:i w:val="0"/>
-                <w:color w:val="16A34A"/>
-                <w:sz w:val="16"/>
-              </w:rPr>
-              <w:t>—</w:t>
-            </w:r>
-          </w:p>
-        </w:tc>
-        <w:tc>
-          <w:tcPr>
-            <w:tcW w:type="dxa" w:w="1191"/>
-          </w:tcPr>
-          <w:p>
-            <w:r>
-              <w:rPr>
-                <w:b w:val="0"/>
-                <w:i w:val="0"/>
-                <w:color w:val="64748B"/>
-                <w:sz w:val="16"/>
-              </w:rPr>
-              <w:t>GT-CQ</w:t>
-            </w:r>
-          </w:p>
-        </w:tc>
-        <w:tc>
-          <w:tcPr>
-            <w:tcW w:type="dxa" w:w="4706"/>
-          </w:tcPr>
-          <w:p>
-            <w:r>
-              <w:rPr>
-                <w:b w:val="0"/>
-                <w:i w:val="0"/>
-                <w:sz w:val="17"/>
-              </w:rPr>
-              <w:t>Veuillez, s'il vous plaît, confirmer cette information avec le QG ou la corriger.</w:t>
-            </w:r>
-          </w:p>
-        </w:tc>
-      </w:tr>
-      <w:tr>
-        <w:tc>
-          <w:tcPr>
-            <w:tcW w:type="dxa" w:w="964"/>
-          </w:tcPr>
-          <w:p>
-            <w:r>
-              <w:rPr>
-                <w:b/>
-                <w:i w:val="0"/>
-                <w:color w:val="EA580C"/>
-                <w:sz w:val="16"/>
-              </w:rPr>
-              <w:t>Moyenne</w:t>
-            </w:r>
-          </w:p>
-        </w:tc>
-        <w:tc>
-          <w:tcPr>
-            <w:tcW w:type="dxa" w:w="1247"/>
-          </w:tcPr>
-          <w:p>
-            <w:r>
-              <w:rPr>
-                <w:b/>
-                <w:i w:val="0"/>
-                <w:sz w:val="16"/>
-              </w:rPr>
-              <w:t>S09</w:t>
-              <w:br/>
-            </w:r>
-            <w:r>
-              <w:rPr>
-                <w:b w:val="0"/>
-                <w:i w:val="0"/>
-                <w:color w:val="64748B"/>
-                <w:sz w:val="14"/>
-              </w:rPr>
-              <w:t>Dépenses non alimentaires</w:t>
-            </w:r>
-          </w:p>
-        </w:tc>
-        <w:tc>
-          <w:tcPr>
-            <w:tcW w:type="dxa" w:w="1531"/>
-          </w:tcPr>
-          <w:p>
-            <w:r>
-              <w:rPr>
-                <w:b/>
-                <w:i w:val="0"/>
-                <w:color w:val="16A34A"/>
-                <w:sz w:val="16"/>
-              </w:rPr>
-              <w:t>—</w:t>
-            </w:r>
-          </w:p>
-        </w:tc>
-        <w:tc>
-          <w:tcPr>
-            <w:tcW w:type="dxa" w:w="1191"/>
-          </w:tcPr>
-          <w:p>
-            <w:r>
-              <w:rPr>
-                <w:b w:val="0"/>
-                <w:i w:val="0"/>
-                <w:color w:val="64748B"/>
-                <w:sz w:val="16"/>
-              </w:rPr>
-              <w:t>GT-CQ</w:t>
-            </w:r>
-          </w:p>
-        </w:tc>
-        <w:tc>
-          <w:tcPr>
-            <w:tcW w:type="dxa" w:w="4706"/>
-          </w:tcPr>
-          <w:p>
-            <w:r>
-              <w:rPr>
-                <w:b w:val="0"/>
-                <w:i w:val="0"/>
-                <w:sz w:val="17"/>
-              </w:rPr>
-              <w:t>Attention ! La dépense du ménage de IBRAHIMA NIANG (24000 Fcfa) au cours de 12 derniers mois de Frais d'acquisition d'un terrain ou d'un logement est relativement élevé.</w:t>
-            </w:r>
-          </w:p>
-        </w:tc>
-      </w:tr>
-      <w:tr>
-        <w:tc>
-          <w:tcPr>
-            <w:tcW w:type="dxa" w:w="964"/>
-          </w:tcPr>
-          <w:p>
-            <w:r>
-              <w:rPr>
-                <w:b/>
-                <w:i w:val="0"/>
-                <w:color w:val="EA580C"/>
-                <w:sz w:val="16"/>
-              </w:rPr>
-              <w:t>Moyenne</w:t>
-            </w:r>
-          </w:p>
-        </w:tc>
-        <w:tc>
-          <w:tcPr>
-            <w:tcW w:type="dxa" w:w="1247"/>
-          </w:tcPr>
-          <w:p>
-            <w:r>
-              <w:rPr>
-                <w:b/>
-                <w:i w:val="0"/>
-                <w:sz w:val="16"/>
-              </w:rPr>
-              <w:t>S11</w:t>
-              <w:br/>
-            </w:r>
-            <w:r>
-              <w:rPr>
-                <w:b w:val="0"/>
-                <w:i w:val="0"/>
-                <w:color w:val="64748B"/>
-                <w:sz w:val="14"/>
-              </w:rPr>
-              <w:t>Logement / cadre de vie</w:t>
-            </w:r>
-          </w:p>
-        </w:tc>
-        <w:tc>
-          <w:tcPr>
-            <w:tcW w:type="dxa" w:w="1531"/>
-          </w:tcPr>
-          <w:p>
-            <w:r>
-              <w:rPr>
-                <w:b/>
-                <w:i w:val="0"/>
-                <w:color w:val="16A34A"/>
-                <w:sz w:val="16"/>
-              </w:rPr>
-              <w:t>—</w:t>
-            </w:r>
-          </w:p>
-        </w:tc>
-        <w:tc>
-          <w:tcPr>
-            <w:tcW w:type="dxa" w:w="1191"/>
-          </w:tcPr>
-          <w:p>
-            <w:r>
-              <w:rPr>
-                <w:b w:val="0"/>
-                <w:i w:val="0"/>
-                <w:color w:val="64748B"/>
-                <w:sz w:val="16"/>
-              </w:rPr>
-              <w:t>GT-CQ</w:t>
-            </w:r>
-          </w:p>
-        </w:tc>
-        <w:tc>
-          <w:tcPr>
-            <w:tcW w:type="dxa" w:w="4706"/>
-          </w:tcPr>
-          <w:p>
-            <w:r>
-              <w:rPr>
-                <w:b w:val="0"/>
-                <w:i w:val="0"/>
-                <w:sz w:val="17"/>
-              </w:rPr>
-              <w:t>Attention!!! Les ménages vivants dans un(e) Maison Basse à LOUGA Rural ont généralement comme principal matériau du toit le/la Dalle en ciment, mais celui du ménage de IBRAHIMA NIANG (Tôles) diffère de celui-ci.</w:t>
-            </w:r>
-          </w:p>
-        </w:tc>
-      </w:tr>
-      <w:tr>
-        <w:tc>
-          <w:tcPr>
-            <w:tcW w:type="dxa" w:w="964"/>
-          </w:tcPr>
-          <w:p>
-            <w:r>
-              <w:rPr>
-                <w:b/>
-                <w:i w:val="0"/>
-                <w:color w:val="EA580C"/>
-                <w:sz w:val="16"/>
-              </w:rPr>
-              <w:t>Moyenne</w:t>
-            </w:r>
-          </w:p>
-        </w:tc>
-        <w:tc>
-          <w:tcPr>
-            <w:tcW w:type="dxa" w:w="1247"/>
-          </w:tcPr>
-          <w:p>
-            <w:r>
-              <w:rPr>
-                <w:b/>
-                <w:i w:val="0"/>
-                <w:sz w:val="16"/>
-              </w:rPr>
-              <w:t>S11</w:t>
-              <w:br/>
-            </w:r>
-            <w:r>
-              <w:rPr>
-                <w:b w:val="0"/>
-                <w:i w:val="0"/>
-                <w:color w:val="64748B"/>
-                <w:sz w:val="14"/>
-              </w:rPr>
-              <w:t>Logement / cadre de vie</w:t>
-            </w:r>
-          </w:p>
-        </w:tc>
-        <w:tc>
-          <w:tcPr>
-            <w:tcW w:type="dxa" w:w="1531"/>
-          </w:tcPr>
-          <w:p>
-            <w:r>
-              <w:rPr>
-                <w:b/>
-                <w:i w:val="0"/>
-                <w:color w:val="16A34A"/>
-                <w:sz w:val="16"/>
-              </w:rPr>
-              <w:t>—</w:t>
-            </w:r>
-          </w:p>
-        </w:tc>
-        <w:tc>
-          <w:tcPr>
-            <w:tcW w:type="dxa" w:w="1191"/>
-          </w:tcPr>
-          <w:p>
-            <w:r>
-              <w:rPr>
-                <w:b w:val="0"/>
-                <w:i w:val="0"/>
-                <w:color w:val="64748B"/>
-                <w:sz w:val="16"/>
-              </w:rPr>
-              <w:t>GT-CQ</w:t>
-            </w:r>
-          </w:p>
-        </w:tc>
-        <w:tc>
-          <w:tcPr>
-            <w:tcW w:type="dxa" w:w="4706"/>
-          </w:tcPr>
-          <w:p>
-            <w:r>
-              <w:rPr>
-                <w:b w:val="0"/>
-                <w:i w:val="0"/>
-                <w:sz w:val="17"/>
-              </w:rPr>
-              <w:t>Prière de vérifier pour être sûr que vous avez choisi les bonnes modalités des questions 11.01 et 11.19.</w:t>
-            </w:r>
-          </w:p>
-        </w:tc>
-      </w:tr>
-      <w:tr>
-        <w:tc>
-          <w:tcPr>
-            <w:tcW w:type="dxa" w:w="964"/>
-          </w:tcPr>
-          <w:p>
-            <w:r>
-              <w:rPr>
-                <w:b/>
-                <w:i w:val="0"/>
-                <w:color w:val="EA580C"/>
-                <w:sz w:val="16"/>
-              </w:rPr>
-              <w:t>Moyenne</w:t>
-            </w:r>
-          </w:p>
-        </w:tc>
-        <w:tc>
-          <w:tcPr>
-            <w:tcW w:type="dxa" w:w="1247"/>
-          </w:tcPr>
-          <w:p>
-            <w:r>
-              <w:rPr>
-                <w:b/>
-                <w:i w:val="0"/>
-                <w:sz w:val="16"/>
-              </w:rPr>
-              <w:t>S11</w:t>
-              <w:br/>
-            </w:r>
-            <w:r>
-              <w:rPr>
-                <w:b w:val="0"/>
-                <w:i w:val="0"/>
-                <w:color w:val="64748B"/>
-                <w:sz w:val="14"/>
-              </w:rPr>
-              <w:t>Logement / cadre de vie</w:t>
-            </w:r>
-          </w:p>
-        </w:tc>
-        <w:tc>
-          <w:tcPr>
-            <w:tcW w:type="dxa" w:w="1531"/>
-          </w:tcPr>
-          <w:p>
-            <w:r>
-              <w:rPr>
-                <w:b/>
-                <w:i w:val="0"/>
-                <w:color w:val="16A34A"/>
-                <w:sz w:val="16"/>
-              </w:rPr>
-              <w:t>—</w:t>
-            </w:r>
-          </w:p>
-        </w:tc>
-        <w:tc>
-          <w:tcPr>
-            <w:tcW w:type="dxa" w:w="1191"/>
-          </w:tcPr>
-          <w:p>
-            <w:r>
-              <w:rPr>
-                <w:b w:val="0"/>
-                <w:i w:val="0"/>
-                <w:color w:val="64748B"/>
-                <w:sz w:val="16"/>
-              </w:rPr>
-              <w:t>GT-CQ</w:t>
-            </w:r>
-          </w:p>
-        </w:tc>
-        <w:tc>
-          <w:tcPr>
-            <w:tcW w:type="dxa" w:w="4706"/>
-          </w:tcPr>
-          <w:p>
-            <w:r>
-              <w:rPr>
-                <w:b w:val="0"/>
-                <w:i w:val="0"/>
-                <w:sz w:val="17"/>
-              </w:rPr>
-              <w:t>Merci de ne pas corriger si vous êtes sûr de celui donné par le ménage et observé par vous.</w:t>
-            </w:r>
-          </w:p>
-        </w:tc>
-      </w:tr>
-      <w:tr>
-        <w:tc>
-          <w:tcPr>
-            <w:tcW w:type="dxa" w:w="964"/>
-          </w:tcPr>
-          <w:p>
-            <w:r>
-              <w:rPr>
-                <w:b/>
-                <w:i w:val="0"/>
-                <w:color w:val="EA580C"/>
-                <w:sz w:val="16"/>
-              </w:rPr>
-              <w:t>Moyenne</w:t>
-            </w:r>
-          </w:p>
-        </w:tc>
-        <w:tc>
-          <w:tcPr>
-            <w:tcW w:type="dxa" w:w="1247"/>
-          </w:tcPr>
-          <w:p>
-            <w:r>
-              <w:rPr>
-                <w:b/>
-                <w:i w:val="0"/>
-                <w:sz w:val="16"/>
-              </w:rPr>
-              <w:t>S11</w:t>
-              <w:br/>
-            </w:r>
-            <w:r>
-              <w:rPr>
-                <w:b w:val="0"/>
-                <w:i w:val="0"/>
-                <w:color w:val="64748B"/>
-                <w:sz w:val="14"/>
-              </w:rPr>
-              <w:t>Logement / cadre de vie</w:t>
-            </w:r>
-          </w:p>
-        </w:tc>
-        <w:tc>
-          <w:tcPr>
-            <w:tcW w:type="dxa" w:w="1531"/>
-          </w:tcPr>
-          <w:p>
-            <w:r>
-              <w:rPr>
-                <w:b/>
-                <w:i w:val="0"/>
-                <w:color w:val="16A34A"/>
-                <w:sz w:val="16"/>
-              </w:rPr>
-              <w:t>—</w:t>
-            </w:r>
-          </w:p>
-        </w:tc>
-        <w:tc>
-          <w:tcPr>
-            <w:tcW w:type="dxa" w:w="1191"/>
-          </w:tcPr>
-          <w:p>
-            <w:r>
-              <w:rPr>
-                <w:b w:val="0"/>
-                <w:i w:val="0"/>
-                <w:color w:val="64748B"/>
-                <w:sz w:val="16"/>
-              </w:rPr>
-              <w:t>GT-CQ</w:t>
-            </w:r>
-          </w:p>
-        </w:tc>
-        <w:tc>
-          <w:tcPr>
-            <w:tcW w:type="dxa" w:w="4706"/>
-          </w:tcPr>
-          <w:p>
-            <w:r>
-              <w:rPr>
-                <w:b w:val="0"/>
-                <w:i w:val="0"/>
-                <w:sz w:val="17"/>
-              </w:rPr>
               <w:t>Attention!!! Les ménages vivants dans un(e) Maison Basse à LOUGA Rural ont généralement comme principal matériau de revêtement du sol du logement le/la Ciment/Béton, mais celui du ménage de IBRAHIMA NIANG (Terre battue/Sable) diffère de celui-ci.</w:t>
-            </w:r>
-          </w:p>
-        </w:tc>
-      </w:tr>
-      <w:tr>
-        <w:tc>
-          <w:tcPr>
-            <w:tcW w:type="dxa" w:w="964"/>
-          </w:tcPr>
-          <w:p>
-            <w:r>
-              <w:rPr>
-                <w:b/>
-                <w:i w:val="0"/>
-                <w:color w:val="EA580C"/>
-                <w:sz w:val="16"/>
-              </w:rPr>
-              <w:t>Moyenne</w:t>
-            </w:r>
-          </w:p>
-        </w:tc>
-        <w:tc>
-          <w:tcPr>
-            <w:tcW w:type="dxa" w:w="1247"/>
-          </w:tcPr>
-          <w:p>
-            <w:r>
-              <w:rPr>
-                <w:b/>
-                <w:i w:val="0"/>
-                <w:sz w:val="16"/>
-              </w:rPr>
-              <w:t>S13</w:t>
-              <w:br/>
-            </w:r>
-            <w:r>
-              <w:rPr>
-                <w:b w:val="0"/>
-                <w:i w:val="0"/>
-                <w:color w:val="64748B"/>
-                <w:sz w:val="14"/>
-              </w:rPr>
-              <w:t>Transferts</w:t>
-            </w:r>
-          </w:p>
-        </w:tc>
-        <w:tc>
-          <w:tcPr>
-            <w:tcW w:type="dxa" w:w="1531"/>
-          </w:tcPr>
-          <w:p>
-            <w:r>
-              <w:rPr>
-                <w:b/>
-                <w:i w:val="0"/>
-                <w:color w:val="16A34A"/>
-                <w:sz w:val="16"/>
-              </w:rPr>
-              <w:t>s00q07a, s00q08, s00q10, s00q13_0, s00q15_0, s00q17_0, s00q23a, s00q23b</w:t>
-            </w:r>
-          </w:p>
-        </w:tc>
-        <w:tc>
-          <w:tcPr>
-            <w:tcW w:type="dxa" w:w="1191"/>
-          </w:tcPr>
-          <w:p>
-            <w:r>
-              <w:rPr>
-                <w:b w:val="0"/>
-                <w:i w:val="0"/>
-                <w:color w:val="64748B"/>
-                <w:sz w:val="16"/>
-              </w:rPr>
-              <w:t>GT-CQ</w:t>
-            </w:r>
-          </w:p>
-        </w:tc>
-        <w:tc>
-          <w:tcPr>
-            <w:tcW w:type="dxa" w:w="4706"/>
-          </w:tcPr>
-          <w:p>
-            <w:r>
-              <w:rPr>
-                <w:b w:val="0"/>
-                <w:i w:val="0"/>
-                <w:sz w:val="17"/>
-              </w:rPr>
-              <w:t>L'enquêteur prière de fournir d'effort pour avoir le niveau d'étude et l'âge de celui qui a envoyé/donné de l'argent dans la section 13a (Transfert reçu).</w:t>
             </w:r>
           </w:p>
         </w:tc>
